--- a/Entregables/L00418806_Manobanda_Formato 4 Informe.docx
+++ b/Entregables/L00418806_Manobanda_Formato 4 Informe.docx
@@ -154,16 +154,16 @@
         <mc:AlternateContent>
           <mc:Choice Requires="wps">
             <w:drawing>
-              <wp:anchor distT="0" distB="0" distL="114300" distR="114300" simplePos="0" relativeHeight="251658240" behindDoc="0" locked="0" layoutInCell="1" allowOverlap="1" wp14:anchorId="167CA30D" wp14:editId="40289B3D">
+              <wp:anchor distT="0" distB="0" distL="114300" distR="114300" simplePos="0" relativeHeight="251658240" behindDoc="0" locked="0" layoutInCell="1" allowOverlap="1" wp14:anchorId="167CA30D" wp14:editId="26767390">
                 <wp:simplePos x="0" y="0"/>
                 <wp:positionH relativeFrom="column">
-                  <wp:posOffset>158115</wp:posOffset>
+                  <wp:posOffset>160020</wp:posOffset>
                 </wp:positionH>
                 <wp:positionV relativeFrom="paragraph">
-                  <wp:posOffset>94615</wp:posOffset>
+                  <wp:posOffset>92710</wp:posOffset>
                 </wp:positionV>
-                <wp:extent cx="5476875" cy="7548245"/>
-                <wp:effectExtent l="0" t="0" r="9525" b="0"/>
+                <wp:extent cx="5476875" cy="7537450"/>
+                <wp:effectExtent l="0" t="0" r="28575" b="25400"/>
                 <wp:wrapNone/>
                 <wp:docPr id="11" name="Rectángulo redondeado 4"/>
                 <wp:cNvGraphicFramePr>
@@ -178,7 +178,7 @@
                       <wps:spPr bwMode="auto">
                         <a:xfrm>
                           <a:off x="0" y="0"/>
-                          <a:ext cx="5476875" cy="7548245"/>
+                          <a:ext cx="5476875" cy="7537450"/>
                         </a:xfrm>
                         <a:prstGeom prst="roundRect">
                           <a:avLst>
@@ -520,7 +520,47 @@
                                 <w:sz w:val="22"/>
                                 <w:lang w:val="es-EC"/>
                               </w:rPr>
-                              <w:t>SMARTPC ECUADOR SAS</w:t>
+                              <w:t>SMARTPC ECUADOR S</w:t>
+                            </w:r>
+                            <w:r>
+                              <w:rPr>
+                                <w:b/>
+                                <w:bCs/>
+                                <w:color w:val="000000"/>
+                                <w:sz w:val="22"/>
+                                <w:lang w:val="es-EC"/>
+                              </w:rPr>
+                              <w:t>.</w:t>
+                            </w:r>
+                            <w:r>
+                              <w:rPr>
+                                <w:b/>
+                                <w:bCs/>
+                                <w:color w:val="000000"/>
+                                <w:sz w:val="22"/>
+                                <w:lang w:val="es-EC"/>
+                              </w:rPr>
+                              <w:t>A</w:t>
+                            </w:r>
+                            <w:r>
+                              <w:rPr>
+                                <w:b/>
+                                <w:bCs/>
+                                <w:color w:val="000000"/>
+                                <w:sz w:val="22"/>
+                                <w:lang w:val="es-EC"/>
+                              </w:rPr>
+                              <w:t>.</w:t>
+                            </w:r>
+                            <w:r>
+                              <w:rPr>
+                                <w:b/>
+                                <w:bCs/>
+                                <w:color w:val="000000"/>
+                                <w:sz w:val="22"/>
+                                <w:lang w:val="es-EC"/>
+                              </w:rPr>
+                              <w:t>S</w:t>
                             </w:r>
                           </w:p>
                           <w:p>
@@ -630,18 +670,6 @@
                           </w:p>
                           <w:p>
                             <w:pPr>
-                              <w:jc w:val="center"/>
-                              <w:rPr>
-                                <w:b/>
-                                <w:color w:val="FF0000"/>
-                                <w:sz w:val="22"/>
-                                <w:szCs w:val="22"/>
-                                <w:lang w:val="es-EC"/>
-                              </w:rPr>
-                            </w:pPr>
-                          </w:p>
-                          <w:p>
-                            <w:pPr>
                               <w:spacing w:line="276" w:lineRule="auto"/>
                               <w:jc w:val="center"/>
                               <w:rPr>
@@ -845,15 +873,6 @@
                                 <w:szCs w:val="22"/>
                                 <w:lang w:val="es-EC"/>
                               </w:rPr>
-                              <w:t xml:space="preserve">      </w:t>
-                            </w:r>
-                            <w:r>
-                              <w:rPr>
-                                <w:b/>
-                                <w:sz w:val="18"/>
-                                <w:szCs w:val="22"/>
-                                <w:lang w:val="es-EC"/>
-                              </w:rPr>
                               <w:t>ESTUDIANTE</w:t>
                             </w:r>
                           </w:p>
@@ -915,7 +934,6 @@
                             </w:r>
                             <w:r>
                               <w:rPr>
-                                <w:rFonts w:ascii="Arial" w:hAnsi="Arial" w:cs="Arial"/>
                                 <w:b/>
                                 <w:sz w:val="16"/>
                                 <w:szCs w:val="16"/>
@@ -1053,7 +1071,6 @@
                                 <w:b/>
                                 <w:sz w:val="18"/>
                                 <w:szCs w:val="22"/>
-                                <w:lang w:val="es-EC"/>
                               </w:rPr>
                             </w:pPr>
                           </w:p>
@@ -1065,7 +1082,6 @@
                                 <w:b/>
                                 <w:sz w:val="18"/>
                                 <w:szCs w:val="22"/>
-                                <w:lang w:val="es-EC"/>
                               </w:rPr>
                             </w:pPr>
                           </w:p>
@@ -1117,7 +1133,16 @@
                                 <w:szCs w:val="22"/>
                                 <w:lang w:val="es-EC"/>
                               </w:rPr>
-                              <w:t>23</w:t>
+                              <w:t>2</w:t>
+                            </w:r>
+                            <w:r>
+                              <w:rPr>
+                                <w:b/>
+                                <w:sz w:val="20"/>
+                                <w:szCs w:val="22"/>
+                                <w:lang w:val="es-EC"/>
+                              </w:rPr>
+                              <w:t>4</w:t>
                             </w:r>
                             <w:r>
                               <w:rPr>
@@ -1175,7 +1200,7 @@
           </mc:Choice>
           <mc:Fallback>
             <w:pict>
-              <v:roundrect w14:anchorId="167CA30D" id="Rectángulo redondeado 4" o:spid="_x0000_s1026" style="position:absolute;margin-left:12.45pt;margin-top:7.45pt;width:431.25pt;height:594.35pt;z-index:251658240;visibility:visible;mso-wrap-style:square;mso-width-percent:0;mso-height-percent:0;mso-wrap-distance-left:9pt;mso-wrap-distance-top:0;mso-wrap-distance-right:9pt;mso-wrap-distance-bottom:0;mso-position-horizontal:absolute;mso-position-horizontal-relative:text;mso-position-vertical:absolute;mso-position-vertical-relative:text;mso-width-percent:0;mso-height-percent:0;mso-width-relative:page;mso-height-relative:page;v-text-anchor:top" arcsize="10923f" o:gfxdata="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">
+              <v:roundrect w14:anchorId="167CA30D" id="Rectángulo redondeado 4" o:spid="_x0000_s1026" style="position:absolute;margin-left:12.6pt;margin-top:7.3pt;width:431.25pt;height:593.5pt;z-index:251658240;visibility:visible;mso-wrap-style:square;mso-width-percent:0;mso-height-percent:0;mso-wrap-distance-left:9pt;mso-wrap-distance-top:0;mso-wrap-distance-right:9pt;mso-wrap-distance-bottom:0;mso-position-horizontal:absolute;mso-position-horizontal-relative:text;mso-position-vertical:absolute;mso-position-vertical-relative:text;mso-width-percent:0;mso-height-percent:0;mso-width-relative:page;mso-height-relative:page;v-text-anchor:top" arcsize="10923f" o:gfxdata="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">
                 <v:textbox>
                   <w:txbxContent>
                     <w:p>
@@ -1499,7 +1524,47 @@
                           <w:sz w:val="22"/>
                           <w:lang w:val="es-EC"/>
                         </w:rPr>
-                        <w:t>SMARTPC ECUADOR SAS</w:t>
+                        <w:t>SMARTPC ECUADOR S</w:t>
+                      </w:r>
+                      <w:r>
+                        <w:rPr>
+                          <w:b/>
+                          <w:bCs/>
+                          <w:color w:val="000000"/>
+                          <w:sz w:val="22"/>
+                          <w:lang w:val="es-EC"/>
+                        </w:rPr>
+                        <w:t>.</w:t>
+                      </w:r>
+                      <w:r>
+                        <w:rPr>
+                          <w:b/>
+                          <w:bCs/>
+                          <w:color w:val="000000"/>
+                          <w:sz w:val="22"/>
+                          <w:lang w:val="es-EC"/>
+                        </w:rPr>
+                        <w:t>A</w:t>
+                      </w:r>
+                      <w:r>
+                        <w:rPr>
+                          <w:b/>
+                          <w:bCs/>
+                          <w:color w:val="000000"/>
+                          <w:sz w:val="22"/>
+                          <w:lang w:val="es-EC"/>
+                        </w:rPr>
+                        <w:t>.</w:t>
+                      </w:r>
+                      <w:r>
+                        <w:rPr>
+                          <w:b/>
+                          <w:bCs/>
+                          <w:color w:val="000000"/>
+                          <w:sz w:val="22"/>
+                          <w:lang w:val="es-EC"/>
+                        </w:rPr>
+                        <w:t>S</w:t>
                       </w:r>
                     </w:p>
                     <w:p>
@@ -1609,18 +1674,6 @@
                     </w:p>
                     <w:p>
                       <w:pPr>
-                        <w:jc w:val="center"/>
-                        <w:rPr>
-                          <w:b/>
-                          <w:color w:val="FF0000"/>
-                          <w:sz w:val="22"/>
-                          <w:szCs w:val="22"/>
-                          <w:lang w:val="es-EC"/>
-                        </w:rPr>
-                      </w:pPr>
-                    </w:p>
-                    <w:p>
-                      <w:pPr>
                         <w:spacing w:line="276" w:lineRule="auto"/>
                         <w:jc w:val="center"/>
                         <w:rPr>
@@ -1824,15 +1877,6 @@
                           <w:szCs w:val="22"/>
                           <w:lang w:val="es-EC"/>
                         </w:rPr>
-                        <w:t xml:space="preserve">      </w:t>
-                      </w:r>
-                      <w:r>
-                        <w:rPr>
-                          <w:b/>
-                          <w:sz w:val="18"/>
-                          <w:szCs w:val="22"/>
-                          <w:lang w:val="es-EC"/>
-                        </w:rPr>
                         <w:t>ESTUDIANTE</w:t>
                       </w:r>
                     </w:p>
@@ -1894,7 +1938,6 @@
                       </w:r>
                       <w:r>
                         <w:rPr>
-                          <w:rFonts w:ascii="Arial" w:hAnsi="Arial" w:cs="Arial"/>
                           <w:b/>
                           <w:sz w:val="16"/>
                           <w:szCs w:val="16"/>
@@ -2032,7 +2075,6 @@
                           <w:b/>
                           <w:sz w:val="18"/>
                           <w:szCs w:val="22"/>
-                          <w:lang w:val="es-EC"/>
                         </w:rPr>
                       </w:pPr>
                     </w:p>
@@ -2044,7 +2086,6 @@
                           <w:b/>
                           <w:sz w:val="18"/>
                           <w:szCs w:val="22"/>
-                          <w:lang w:val="es-EC"/>
                         </w:rPr>
                       </w:pPr>
                     </w:p>
@@ -2096,7 +2137,16 @@
                           <w:szCs w:val="22"/>
                           <w:lang w:val="es-EC"/>
                         </w:rPr>
-                        <w:t>23</w:t>
+                        <w:t>2</w:t>
+                      </w:r>
+                      <w:r>
+                        <w:rPr>
+                          <w:b/>
+                          <w:sz w:val="20"/>
+                          <w:szCs w:val="22"/>
+                          <w:lang w:val="es-EC"/>
+                        </w:rPr>
+                        <w:t>4</w:t>
                       </w:r>
                       <w:r>
                         <w:rPr>
@@ -2544,15 +2594,6 @@
           <w:szCs w:val="20"/>
         </w:rPr>
       </w:pPr>
-    </w:p>
-    <w:p>
-      <w:pPr>
-        <w:jc w:val="both"/>
-        <w:rPr>
-          <w:sz w:val="20"/>
-          <w:szCs w:val="20"/>
-        </w:rPr>
-      </w:pPr>
       <w:r>
         <w:rPr>
           <w:noProof/>
@@ -2562,77 +2603,49 @@
         <mc:AlternateContent>
           <mc:Choice Requires="wps">
             <w:drawing>
-              <wp:anchor distT="0" distB="0" distL="114300" distR="114300" simplePos="0" relativeHeight="251665408" behindDoc="0" locked="0" layoutInCell="1" allowOverlap="1" wp14:anchorId="4687D555" wp14:editId="670623EC">
+              <wp:anchor distT="0" distB="0" distL="114300" distR="114300" simplePos="0" relativeHeight="251673600" behindDoc="0" locked="0" layoutInCell="1" allowOverlap="1" wp14:anchorId="2B9F6FFB" wp14:editId="69311305">
                 <wp:simplePos x="0" y="0"/>
                 <wp:positionH relativeFrom="column">
                   <wp:posOffset>4052570</wp:posOffset>
                 </wp:positionH>
                 <wp:positionV relativeFrom="paragraph">
-                  <wp:posOffset>5715</wp:posOffset>
+                  <wp:posOffset>6985</wp:posOffset>
                 </wp:positionV>
-                <wp:extent cx="391795" cy="257175"/>
-                <wp:effectExtent l="0" t="0" r="8255" b="9525"/>
+                <wp:extent cx="488950" cy="311150"/>
+                <wp:effectExtent l="0" t="0" r="25400" b="12700"/>
                 <wp:wrapNone/>
-                <wp:docPr id="13" name="Cuadro de texto 2"/>
-                <wp:cNvGraphicFramePr>
-                  <a:graphicFrameLocks xmlns:a="http://schemas.openxmlformats.org/drawingml/2006/main"/>
-                </wp:cNvGraphicFramePr>
+                <wp:docPr id="1132044500" name="Cuadro de texto 4"/>
+                <wp:cNvGraphicFramePr/>
                 <a:graphic xmlns:a="http://schemas.openxmlformats.org/drawingml/2006/main">
                   <a:graphicData uri="http://schemas.microsoft.com/office/word/2010/wordprocessingShape">
                     <wps:wsp>
-                      <wps:cNvSpPr txBox="1">
-                        <a:spLocks noChangeArrowheads="1"/>
-                      </wps:cNvSpPr>
-                      <wps:spPr bwMode="auto">
+                      <wps:cNvSpPr txBox="1"/>
+                      <wps:spPr>
                         <a:xfrm>
                           <a:off x="0" y="0"/>
-                          <a:ext cx="391795" cy="257175"/>
+                          <a:ext cx="488950" cy="311150"/>
                         </a:xfrm>
                         <a:prstGeom prst="rect">
                           <a:avLst/>
                         </a:prstGeom>
                         <a:solidFill>
-                          <a:srgbClr val="FFFFFF"/>
+                          <a:schemeClr val="lt1"/>
                         </a:solidFill>
-                        <a:ln w="9525">
+                        <a:ln w="6350">
                           <a:solidFill>
-                            <a:srgbClr val="000000"/>
+                            <a:prstClr val="black"/>
                           </a:solidFill>
-                          <a:miter lim="800000"/>
-                          <a:headEnd/>
-                          <a:tailEnd/>
                         </a:ln>
                       </wps:spPr>
                       <wps:txbx>
                         <w:txbxContent>
-                          <w:p>
-                            <w:pPr>
-                              <w:rPr>
-                                <w:lang w:val="en-US"/>
-                              </w:rPr>
-                            </w:pPr>
-                            <w:r>
-                              <w:rPr>
-                                <w:lang w:val="en-US"/>
-                              </w:rPr>
-                              <w:t xml:space="preserve">   </w:t>
-                            </w:r>
-                            <w:r>
-                              <w:rPr>
-                                <w:lang w:val="en-US"/>
-                              </w:rPr>
-                              <w:t xml:space="preserve">  </w:t>
-                            </w:r>
-                            <w:r>
-                              <w:rPr>
-                                <w:lang w:val="en-US"/>
-                              </w:rPr>
-                              <w:t xml:space="preserve">   </w:t>
-                            </w:r>
-                          </w:p>
+                          <w:p/>
                         </w:txbxContent>
                       </wps:txbx>
-                      <wps:bodyPr rot="0" vert="horz" wrap="square" lIns="91440" tIns="45720" rIns="91440" bIns="45720" anchor="t" anchorCtr="0">
+                      <wps:bodyPr rot="0" spcFirstLastPara="0" vertOverflow="overflow" horzOverflow="overflow" vert="horz" wrap="square" lIns="91440" tIns="45720" rIns="91440" bIns="45720" numCol="1" spcCol="0" rtlCol="0" fromWordArt="0" anchor="t" anchorCtr="0" forceAA="0" compatLnSpc="1">
+                        <a:prstTxWarp prst="textNoShape">
+                          <a:avLst/>
+                        </a:prstTxWarp>
                         <a:noAutofit/>
                       </wps:bodyPr>
                     </wps:wsp>
@@ -2649,34 +2662,14 @@
           </mc:Choice>
           <mc:Fallback>
             <w:pict>
-              <v:shape w14:anchorId="4687D555" id="Cuadro de texto 2" o:spid="_x0000_s1028" type="#_x0000_t202" style="position:absolute;left:0;text-align:left;margin-left:319.1pt;margin-top:.45pt;width:30.85pt;height:20.25pt;z-index:251665408;visibility:visible;mso-wrap-style:square;mso-width-percent:0;mso-height-percent:0;mso-wrap-distance-left:9pt;mso-wrap-distance-top:0;mso-wrap-distance-right:9pt;mso-wrap-distance-bottom:0;mso-position-horizontal:absolute;mso-position-horizontal-relative:text;mso-position-vertical:absolute;mso-position-vertical-relative:text;mso-width-percent:0;mso-height-percent:0;mso-width-relative:margin;mso-height-relative:margin;v-text-anchor:top" o:gfxdata="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">
+              <v:shapetype w14:anchorId="2B9F6FFB" id="_x0000_t202" coordsize="21600,21600" o:spt="202" path="m,l,21600r21600,l21600,xe">
+                <v:stroke joinstyle="miter"/>
+                <v:path gradientshapeok="t" o:connecttype="rect"/>
+              </v:shapetype>
+              <v:shape id="Cuadro de texto 4" o:spid="_x0000_s1028" type="#_x0000_t202" style="position:absolute;left:0;text-align:left;margin-left:319.1pt;margin-top:.55pt;width:38.5pt;height:24.5pt;z-index:251673600;visibility:visible;mso-wrap-style:square;mso-width-percent:0;mso-height-percent:0;mso-wrap-distance-left:9pt;mso-wrap-distance-top:0;mso-wrap-distance-right:9pt;mso-wrap-distance-bottom:0;mso-position-horizontal:absolute;mso-position-horizontal-relative:text;mso-position-vertical:absolute;mso-position-vertical-relative:text;mso-width-percent:0;mso-height-percent:0;mso-width-relative:margin;mso-height-relative:margin;v-text-anchor:top" o:gfxdata="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" fillcolor="white [3201]" strokeweight=".5pt">
                 <v:textbox>
                   <w:txbxContent>
-                    <w:p>
-                      <w:pPr>
-                        <w:rPr>
-                          <w:lang w:val="en-US"/>
-                        </w:rPr>
-                      </w:pPr>
-                      <w:r>
-                        <w:rPr>
-                          <w:lang w:val="en-US"/>
-                        </w:rPr>
-                        <w:t xml:space="preserve">   </w:t>
-                      </w:r>
-                      <w:r>
-                        <w:rPr>
-                          <w:lang w:val="en-US"/>
-                        </w:rPr>
-                        <w:t xml:space="preserve">  </w:t>
-                      </w:r>
-                      <w:r>
-                        <w:rPr>
-                          <w:lang w:val="en-US"/>
-                        </w:rPr>
-                        <w:t xml:space="preserve">   </w:t>
-                      </w:r>
-                    </w:p>
+                    <w:p/>
                   </w:txbxContent>
                 </v:textbox>
               </v:shape>
@@ -2684,6 +2677,15 @@
           </mc:Fallback>
         </mc:AlternateContent>
       </w:r>
+    </w:p>
+    <w:p>
+      <w:pPr>
+        <w:jc w:val="both"/>
+        <w:rPr>
+          <w:sz w:val="20"/>
+          <w:szCs w:val="20"/>
+        </w:rPr>
+      </w:pPr>
     </w:p>
     <w:p>
       <w:pPr>
@@ -3483,7 +3485,31 @@
         <w:t>ción de</w:t>
       </w:r>
       <w:r>
-        <w:t xml:space="preserve"> operaciones CRUD (Crear, Leer, Actualizar, Eliminar) para las entidades del modelo de negocio: Empresas, Empleados, Restaurantes</w:t>
+        <w:t xml:space="preserve"> operaciones</w:t>
+      </w:r>
+      <w:r>
+        <w:t xml:space="preserve"> para c</w:t>
+      </w:r>
+      <w:r>
+        <w:t xml:space="preserve">rear, </w:t>
+      </w:r>
+      <w:r>
+        <w:t>l</w:t>
+      </w:r>
+      <w:r>
+        <w:t>eer</w:t>
+      </w:r>
+      <w:r>
+        <w:t xml:space="preserve"> y</w:t>
+      </w:r>
+      <w:r>
+        <w:t xml:space="preserve"> Eliminar</w:t>
+      </w:r>
+      <w:r>
+        <w:t xml:space="preserve"> </w:t>
+      </w:r>
+      <w:r>
+        <w:t>las entidades del modelo de negocio: Empresas, Empleados, Restaurantes</w:t>
       </w:r>
       <w:r>
         <w:t xml:space="preserve"> como se observa en la Ilustración 4, Ilustración 5.</w:t>
@@ -3648,7 +3674,36 @@
         </w:r>
       </w:fldSimple>
       <w:r>
-        <w:t>. CRUD para gestión de empleados</w:t>
+        <w:t>.</w:t>
+      </w:r>
+      <w:r>
+        <w:t xml:space="preserve"> Panel</w:t>
+      </w:r>
+      <w:r>
+        <w:t xml:space="preserve"> de</w:t>
+      </w:r>
+      <w:r>
+        <w:t xml:space="preserve"> </w:t>
+      </w:r>
+      <w:proofErr w:type="spellStart"/>
+      <w:r>
+        <w:t>gesti</w:t>
+      </w:r>
+      <w:r>
+        <w:rPr>
+          <w:lang w:val="es-MX"/>
+        </w:rPr>
+        <w:t>ón</w:t>
+      </w:r>
+      <w:proofErr w:type="spellEnd"/>
+      <w:r>
+        <w:rPr>
+          <w:lang w:val="es-MX"/>
+        </w:rPr>
+        <w:t xml:space="preserve"> de</w:t>
+      </w:r>
+      <w:r>
+        <w:t xml:space="preserve"> empleados</w:t>
       </w:r>
     </w:p>
     <w:p>
@@ -4400,13 +4455,11 @@
       <w:r>
         <w:t xml:space="preserve">. </w:t>
       </w:r>
-      <w:proofErr w:type="spellStart"/>
-      <w:r>
-        <w:t>Webhooks</w:t>
-      </w:r>
-      <w:proofErr w:type="spellEnd"/>
-      <w:r>
-        <w:t xml:space="preserve"> para configuración de canales</w:t>
+      <w:r>
+        <w:t xml:space="preserve">Panel de </w:t>
+      </w:r>
+      <w:r>
+        <w:t>configuración de canales</w:t>
       </w:r>
     </w:p>
     <w:p>
@@ -5060,115 +5113,115 @@
           <w:sz w:val="24"/>
           <w:lang w:val="es-ES" w:eastAsia="es-EC"/>
         </w:rPr>
-        <w:t>Se recomienda a la empresa continuar con el proceso de mejora y actualización de las plataformas “</w:t>
-      </w:r>
-      <w:proofErr w:type="spellStart"/>
+        <w:t xml:space="preserve">Se recomienda a la universidad continuar impulsando proyectos de prácticas preprofesionales relacionados con arquitecturas de </w:t>
+      </w:r>
       <w:r>
         <w:rPr>
           <w:rFonts w:ascii="Times New Roman" w:hAnsi="Times New Roman"/>
           <w:sz w:val="24"/>
           <w:lang w:val="es-ES" w:eastAsia="es-EC"/>
         </w:rPr>
-        <w:t>MesaPass</w:t>
-      </w:r>
-      <w:proofErr w:type="spellEnd"/>
+        <w:t>software</w:t>
+      </w:r>
       <w:r>
         <w:rPr>
           <w:rFonts w:ascii="Times New Roman" w:hAnsi="Times New Roman"/>
           <w:sz w:val="24"/>
           <w:lang w:val="es-ES" w:eastAsia="es-EC"/>
         </w:rPr>
-        <w:t>” y “</w:t>
-      </w:r>
-      <w:proofErr w:type="spellStart"/>
+        <w:t xml:space="preserve"> de alta demanda, como sistemas</w:t>
+      </w:r>
       <w:r>
         <w:rPr>
           <w:rFonts w:ascii="Times New Roman" w:hAnsi="Times New Roman"/>
           <w:sz w:val="24"/>
           <w:lang w:val="es-ES" w:eastAsia="es-EC"/>
         </w:rPr>
-        <w:t>WhatsWay</w:t>
-      </w:r>
-      <w:proofErr w:type="spellEnd"/>
+        <w:t xml:space="preserve"> </w:t>
+      </w:r>
       <w:r>
         <w:rPr>
           <w:rFonts w:ascii="Times New Roman" w:hAnsi="Times New Roman"/>
           <w:sz w:val="24"/>
           <w:lang w:val="es-ES" w:eastAsia="es-EC"/>
         </w:rPr>
-        <w:t xml:space="preserve"> CRM”, incorporando nuevas funcionalidades y optimizando los </w:t>
-      </w:r>
-      <w:proofErr w:type="spellStart"/>
+        <w:t>Multi-Tenant</w:t>
+      </w:r>
       <w:r>
         <w:rPr>
           <w:rFonts w:ascii="Times New Roman" w:hAnsi="Times New Roman"/>
           <w:sz w:val="24"/>
           <w:lang w:val="es-ES" w:eastAsia="es-EC"/>
         </w:rPr>
-        <w:t>workflows</w:t>
-      </w:r>
-      <w:proofErr w:type="spellEnd"/>
+        <w:t xml:space="preserve">, plataformas </w:t>
+      </w:r>
+      <w:proofErr w:type="spellStart"/>
       <w:r>
         <w:rPr>
           <w:rFonts w:ascii="Times New Roman" w:hAnsi="Times New Roman"/>
           <w:sz w:val="24"/>
           <w:lang w:val="es-ES" w:eastAsia="es-EC"/>
         </w:rPr>
-        <w:t xml:space="preserve"> </w:t>
-      </w:r>
-      <w:proofErr w:type="spellStart"/>
+        <w:t>omnicanales</w:t>
+      </w:r>
+      <w:proofErr w:type="spellEnd"/>
       <w:r>
         <w:rPr>
           <w:rFonts w:ascii="Times New Roman" w:hAnsi="Times New Roman"/>
           <w:sz w:val="24"/>
           <w:lang w:val="es-ES" w:eastAsia="es-EC"/>
         </w:rPr>
-        <w:t>omnicanales</w:t>
-      </w:r>
-      <w:proofErr w:type="spellEnd"/>
+        <w:t xml:space="preserve"> y desarrollo </w:t>
+      </w:r>
       <w:r>
         <w:rPr>
           <w:rFonts w:ascii="Times New Roman" w:hAnsi="Times New Roman"/>
           <w:sz w:val="24"/>
           <w:lang w:val="es-ES" w:eastAsia="es-EC"/>
         </w:rPr>
-        <w:t xml:space="preserve"> implementados. También sería importante realizar un monitoreo constante del rendimiento de las bases de datos y de los tiempos de respuesta de los </w:t>
-      </w:r>
-      <w:proofErr w:type="spellStart"/>
+        <w:t>Full Stack</w:t>
+      </w:r>
       <w:r>
         <w:rPr>
           <w:rFonts w:ascii="Times New Roman" w:hAnsi="Times New Roman"/>
           <w:sz w:val="24"/>
           <w:lang w:val="es-ES" w:eastAsia="es-EC"/>
         </w:rPr>
-        <w:t>webhooks</w:t>
-      </w:r>
-      <w:proofErr w:type="spellEnd"/>
+        <w:t xml:space="preserve">. Estas experiencias permiten que los estudiantes desarrollen habilidades prácticas y conocimientos aplicados en escenarios reales de trabajo corporativo. También sería beneficioso reforzar asignaturas relacionadas con la integración avanzada de </w:t>
+      </w:r>
+      <w:proofErr w:type="spellStart"/>
       <w:r>
         <w:rPr>
           <w:rFonts w:ascii="Times New Roman" w:hAnsi="Times New Roman"/>
           <w:sz w:val="24"/>
           <w:lang w:val="es-ES" w:eastAsia="es-EC"/>
         </w:rPr>
-        <w:t xml:space="preserve"> para mantener la velocidad y estabilidad del sistema bajo altas cargas de concurrencia. Además, se aconseja fortalecer las medidas de seguridad y protección de datos en procesos relacionados con la validación de firmas criptográficas (HMAC) y el aislamiento de información sensible entre diferentes clientes (</w:t>
-      </w:r>
-      <w:proofErr w:type="spellStart"/>
+        <w:t>APIs</w:t>
+      </w:r>
+      <w:proofErr w:type="spellEnd"/>
       <w:r>
         <w:rPr>
           <w:rFonts w:ascii="Times New Roman" w:hAnsi="Times New Roman"/>
           <w:sz w:val="24"/>
           <w:lang w:val="es-ES" w:eastAsia="es-EC"/>
         </w:rPr>
-        <w:t>multi-tenant</w:t>
-      </w:r>
-      <w:proofErr w:type="spellEnd"/>
+        <w:t xml:space="preserve"> de terceros (como Meta o plataformas de pago), seguridad informática orientada a la web y diseño de arquitecturas en la nube.</w:t>
+      </w:r>
       <w:r>
         <w:rPr>
           <w:rFonts w:ascii="Times New Roman" w:hAnsi="Times New Roman"/>
           <w:sz w:val="24"/>
           <w:lang w:val="es-ES" w:eastAsia="es-EC"/>
         </w:rPr>
-        <w:t>).</w:t>
+        <w:t xml:space="preserve"> </w:t>
+      </w:r>
+      <w:r>
+        <w:rPr>
+          <w:rFonts w:ascii="Times New Roman" w:hAnsi="Times New Roman"/>
+          <w:sz w:val="24"/>
+          <w:lang w:val="es-ES" w:eastAsia="es-EC"/>
+        </w:rPr>
+        <w:t>Finalmente, incentivar la participación en proyectos colaborativos de gran escala permitirá fortalecer competencias técnicas, de análisis estructural y de trabajo en equipo.</w:t>
       </w:r>
     </w:p>
     <w:p>
@@ -5191,7 +5244,7 @@
           <w:sz w:val="24"/>
           <w:lang w:val="es-ES" w:eastAsia="es-EC"/>
         </w:rPr>
-        <w:t xml:space="preserve">Se recomienda a la universidad continuar impulsando proyectos de prácticas preprofesionales relacionados con arquitecturas de </w:t>
+        <w:t xml:space="preserve">Se recomienda </w:t>
       </w:r>
       <w:r>
         <w:rPr>
@@ -5199,7 +5252,7 @@
           <w:sz w:val="24"/>
           <w:lang w:val="es-ES" w:eastAsia="es-EC"/>
         </w:rPr>
-        <w:t>software</w:t>
+        <w:t>a la Carrera de Software incorporar en las asignaturas de Arquitectura de Software el diseño y modelado de sistemas Multi-Tenant (Software como Servicio). En el entorno empresarial actual, es fundamental que los futuros ingenieros comprendan cómo escalar una misma instancia de base de datos y aplicación para servir a múltiples organizaciones manteniendo un aislamiento de datos estricto.</w:t>
       </w:r>
       <w:r>
         <w:rPr>
@@ -5207,7 +5260,7 @@
           <w:sz w:val="24"/>
           <w:lang w:val="es-ES" w:eastAsia="es-EC"/>
         </w:rPr>
-        <w:t xml:space="preserve"> de alta demanda, como sistemas</w:t>
+        <w:t xml:space="preserve"> </w:t>
       </w:r>
       <w:r>
         <w:rPr>
@@ -5215,23 +5268,25 @@
           <w:sz w:val="24"/>
           <w:lang w:val="es-ES" w:eastAsia="es-EC"/>
         </w:rPr>
-        <w:t xml:space="preserve"> </w:t>
-      </w:r>
+        <w:t xml:space="preserve">Resulta vital que los estudiantes aprendan no solo a crear </w:t>
+      </w:r>
+      <w:proofErr w:type="spellStart"/>
       <w:r>
         <w:rPr>
           <w:rFonts w:ascii="Times New Roman" w:hAnsi="Times New Roman"/>
           <w:sz w:val="24"/>
           <w:lang w:val="es-ES" w:eastAsia="es-EC"/>
         </w:rPr>
-        <w:t>Multi-Tenant</w:t>
-      </w:r>
+        <w:t>APIs</w:t>
+      </w:r>
+      <w:proofErr w:type="spellEnd"/>
       <w:r>
         <w:rPr>
           <w:rFonts w:ascii="Times New Roman" w:hAnsi="Times New Roman"/>
           <w:sz w:val="24"/>
           <w:lang w:val="es-ES" w:eastAsia="es-EC"/>
         </w:rPr>
-        <w:t xml:space="preserve">, plataformas </w:t>
+        <w:t xml:space="preserve"> </w:t>
       </w:r>
       <w:proofErr w:type="spellStart"/>
       <w:r>
@@ -5240,7 +5295,7 @@
           <w:sz w:val="24"/>
           <w:lang w:val="es-ES" w:eastAsia="es-EC"/>
         </w:rPr>
-        <w:t>omnicanales</w:t>
+        <w:t>RESTful</w:t>
       </w:r>
       <w:proofErr w:type="spellEnd"/>
       <w:r>
@@ -5249,63 +5304,28 @@
           <w:sz w:val="24"/>
           <w:lang w:val="es-ES" w:eastAsia="es-EC"/>
         </w:rPr>
-        <w:t xml:space="preserve"> y desarrollo </w:t>
-      </w:r>
+        <w:t xml:space="preserve">, sino a consumir servicios de terceros (como plataformas de Meta, pasarelas de pago o servicios de correo) y a manejar la ingesta de </w:t>
+      </w:r>
+      <w:proofErr w:type="spellStart"/>
+      <w:r>
+        <w:rPr>
+          <w:rFonts w:ascii="Times New Roman" w:hAnsi="Times New Roman"/>
+          <w:i/>
+          <w:iCs/>
+          <w:sz w:val="24"/>
+          <w:lang w:val="es-ES" w:eastAsia="es-EC"/>
+        </w:rPr>
+        <w:t>Webhooks</w:t>
+      </w:r>
+      <w:proofErr w:type="spellEnd"/>
       <w:r>
         <w:rPr>
           <w:rFonts w:ascii="Times New Roman" w:hAnsi="Times New Roman"/>
           <w:sz w:val="24"/>
           <w:lang w:val="es-ES" w:eastAsia="es-EC"/>
         </w:rPr>
-        <w:t>Full Stack</w:t>
-      </w:r>
-      <w:r>
-        <w:rPr>
-          <w:rFonts w:ascii="Times New Roman" w:hAnsi="Times New Roman"/>
-          <w:sz w:val="24"/>
-          <w:lang w:val="es-ES" w:eastAsia="es-EC"/>
-        </w:rPr>
-        <w:t xml:space="preserve">. Estas experiencias permiten que los estudiantes desarrollen habilidades prácticas y conocimientos aplicados en escenarios reales de trabajo corporativo. También sería beneficioso reforzar asignaturas relacionadas con la integración avanzada de </w:t>
-      </w:r>
-      <w:proofErr w:type="spellStart"/>
-      <w:r>
-        <w:rPr>
-          <w:rFonts w:ascii="Times New Roman" w:hAnsi="Times New Roman"/>
-          <w:sz w:val="24"/>
-          <w:lang w:val="es-ES" w:eastAsia="es-EC"/>
-        </w:rPr>
-        <w:t>APIs</w:t>
-      </w:r>
-      <w:proofErr w:type="spellEnd"/>
-      <w:r>
-        <w:rPr>
-          <w:rFonts w:ascii="Times New Roman" w:hAnsi="Times New Roman"/>
-          <w:sz w:val="24"/>
-          <w:lang w:val="es-ES" w:eastAsia="es-EC"/>
-        </w:rPr>
-        <w:t xml:space="preserve"> de terceros (como Meta o plataformas de pago), seguridad informática orientada a la web y diseño de arquitecturas en la nube.</w:t>
-      </w:r>
-      <w:r>
-        <w:rPr>
-          <w:rFonts w:ascii="Times New Roman" w:hAnsi="Times New Roman"/>
-          <w:sz w:val="24"/>
-          <w:lang w:val="es-ES" w:eastAsia="es-EC"/>
-        </w:rPr>
-        <w:t xml:space="preserve"> </w:t>
-      </w:r>
-      <w:r>
-        <w:rPr>
-          <w:rFonts w:ascii="Times New Roman" w:hAnsi="Times New Roman"/>
-          <w:sz w:val="24"/>
-          <w:lang w:val="es-ES" w:eastAsia="es-EC"/>
-        </w:rPr>
-        <w:t>Finalmente, incentivar la participación en proyectos colaborativos de gran escala permitirá fortalecer competencias técnicas, de análisis estructural y de trabajo en equipo.</w:t>
-      </w:r>
-    </w:p>
-    <w:p>
-      <w:pPr>
-        <w:jc w:val="both"/>
-      </w:pPr>
+        <w:t xml:space="preserve"> asíncronos implementando protocolos de seguridad criptográfica como HMAC-SHA256.</w:t>
+      </w:r>
     </w:p>
     <w:sectPr>
       <w:headerReference w:type="default" r:id="rId25"/>
@@ -7803,6 +7823,7 @@
   <w:style w:type="character" w:default="1" w:styleId="Fuentedeprrafopredeter">
     <w:name w:val="Default Paragraph Font"/>
     <w:uiPriority w:val="1"/>
+    <w:semiHidden/>
     <w:unhideWhenUsed/>
   </w:style>
   <w:style w:type="table" w:default="1" w:styleId="Tablanormal">

--- a/Entregables/L00418806_Manobanda_Formato 4 Informe.docx
+++ b/Entregables/L00418806_Manobanda_Formato 4 Informe.docx
@@ -771,8 +771,7 @@
                             <w:pPr>
                               <w:rPr>
                                 <w:b/>
-                                <w:sz w:val="18"/>
-                                <w:szCs w:val="22"/>
+                                <w:sz w:val="20"/>
                                 <w:lang w:val="es-EC"/>
                               </w:rPr>
                             </w:pPr>
@@ -788,8 +787,7 @@
                             <w:r>
                               <w:rPr>
                                 <w:b/>
-                                <w:sz w:val="18"/>
-                                <w:szCs w:val="22"/>
+                                <w:sz w:val="20"/>
                                 <w:lang w:val="es-EC"/>
                               </w:rPr>
                               <w:t>TUTOR</w:t>
@@ -797,8 +795,7 @@
                             <w:r>
                               <w:rPr>
                                 <w:b/>
-                                <w:sz w:val="18"/>
-                                <w:szCs w:val="22"/>
+                                <w:sz w:val="20"/>
                                 <w:lang w:val="es-EC"/>
                               </w:rPr>
                               <w:t>A</w:t>
@@ -806,8 +803,7 @@
                             <w:r>
                               <w:rPr>
                                 <w:b/>
-                                <w:sz w:val="18"/>
-                                <w:szCs w:val="22"/>
+                                <w:sz w:val="20"/>
                                 <w:lang w:val="es-EC"/>
                               </w:rPr>
                               <w:t xml:space="preserve"> ACADÉ</w:t>
@@ -815,8 +811,7 @@
                             <w:r>
                               <w:rPr>
                                 <w:b/>
-                                <w:sz w:val="18"/>
-                                <w:szCs w:val="22"/>
+                                <w:sz w:val="20"/>
                                 <w:lang w:val="es-EC"/>
                               </w:rPr>
                               <w:t>MIC</w:t>
@@ -824,8 +819,7 @@
                             <w:r>
                               <w:rPr>
                                 <w:b/>
-                                <w:sz w:val="18"/>
-                                <w:szCs w:val="22"/>
+                                <w:sz w:val="20"/>
                                 <w:lang w:val="es-EC"/>
                               </w:rPr>
                               <w:t>A</w:t>
@@ -833,8 +827,7 @@
                             <w:r>
                               <w:rPr>
                                 <w:b/>
-                                <w:sz w:val="18"/>
-                                <w:szCs w:val="22"/>
+                                <w:sz w:val="20"/>
                                 <w:lang w:val="es-EC"/>
                               </w:rPr>
                               <w:tab/>
@@ -842,8 +835,7 @@
                             <w:r>
                               <w:rPr>
                                 <w:b/>
-                                <w:sz w:val="18"/>
-                                <w:szCs w:val="22"/>
+                                <w:sz w:val="20"/>
                                 <w:lang w:val="es-EC"/>
                               </w:rPr>
                               <w:tab/>
@@ -851,8 +843,7 @@
                             <w:r>
                               <w:rPr>
                                 <w:b/>
-                                <w:sz w:val="18"/>
-                                <w:szCs w:val="22"/>
+                                <w:sz w:val="20"/>
                                 <w:lang w:val="es-EC"/>
                               </w:rPr>
                               <w:tab/>
@@ -860,8 +851,7 @@
                             <w:r>
                               <w:rPr>
                                 <w:b/>
-                                <w:sz w:val="18"/>
-                                <w:szCs w:val="22"/>
+                                <w:sz w:val="20"/>
                                 <w:lang w:val="es-EC"/>
                               </w:rPr>
                               <w:tab/>
@@ -869,8 +859,7 @@
                             <w:r>
                               <w:rPr>
                                 <w:b/>
-                                <w:sz w:val="18"/>
-                                <w:szCs w:val="22"/>
+                                <w:sz w:val="20"/>
                                 <w:lang w:val="es-EC"/>
                               </w:rPr>
                               <w:t>ESTUDIANTE</w:t>
@@ -880,8 +869,6 @@
                             <w:pPr>
                               <w:rPr>
                                 <w:b/>
-                                <w:sz w:val="22"/>
-                                <w:szCs w:val="22"/>
                                 <w:lang w:val="es-EC"/>
                               </w:rPr>
                             </w:pPr>
@@ -889,27 +876,16 @@
                               <w:rPr>
                                 <w:b/>
                                 <w:color w:val="000000"/>
-                                <w:sz w:val="16"/>
-                                <w:szCs w:val="16"/>
+                                <w:sz w:val="18"/>
+                                <w:szCs w:val="18"/>
                                 <w:lang w:val="es-EC"/>
                               </w:rPr>
-                              <w:t xml:space="preserve">      </w:t>
+                              <w:t xml:space="preserve">      Jenny Alexandra Ruiz Robalino</w:t>
                             </w:r>
                             <w:r>
                               <w:rPr>
                                 <w:b/>
-                                <w:color w:val="000000"/>
-                                <w:sz w:val="16"/>
-                                <w:szCs w:val="16"/>
-                                <w:lang w:val="es-EC"/>
-                              </w:rPr>
-                              <w:t>Jenny Alexandra Ruiz Robalino</w:t>
-                            </w:r>
-                            <w:r>
-                              <w:rPr>
-                                <w:b/>
-                                <w:sz w:val="18"/>
-                                <w:szCs w:val="22"/>
+                                <w:sz w:val="20"/>
                                 <w:lang w:val="es-EC"/>
                               </w:rPr>
                               <w:tab/>
@@ -917,8 +893,7 @@
                             <w:r>
                               <w:rPr>
                                 <w:b/>
-                                <w:sz w:val="18"/>
-                                <w:szCs w:val="22"/>
+                                <w:sz w:val="20"/>
                                 <w:lang w:val="es-EC"/>
                               </w:rPr>
                               <w:tab/>
@@ -926,8 +901,7 @@
                             <w:r>
                               <w:rPr>
                                 <w:b/>
-                                <w:sz w:val="18"/>
-                                <w:szCs w:val="22"/>
+                                <w:sz w:val="20"/>
                                 <w:lang w:val="es-EC"/>
                               </w:rPr>
                               <w:t xml:space="preserve">              </w:t>
@@ -935,8 +909,8 @@
                             <w:r>
                               <w:rPr>
                                 <w:b/>
-                                <w:sz w:val="16"/>
-                                <w:szCs w:val="16"/>
+                                <w:sz w:val="18"/>
+                                <w:szCs w:val="18"/>
                               </w:rPr>
                               <w:t>Jeffrey Alexander Manobanda Chabla</w:t>
                             </w:r>
@@ -1019,16 +993,14 @@
                               <w:jc w:val="center"/>
                               <w:rPr>
                                 <w:b/>
-                                <w:sz w:val="18"/>
-                                <w:szCs w:val="22"/>
+                                <w:sz w:val="20"/>
                                 <w:lang w:val="es-EC"/>
                               </w:rPr>
                             </w:pPr>
                             <w:r>
                               <w:rPr>
                                 <w:b/>
-                                <w:sz w:val="18"/>
-                                <w:szCs w:val="22"/>
+                                <w:sz w:val="20"/>
                                 <w:lang w:val="es-EC"/>
                               </w:rPr>
                               <w:t>TUTOR</w:t>
@@ -1036,8 +1008,7 @@
                             <w:r>
                               <w:rPr>
                                 <w:b/>
-                                <w:sz w:val="18"/>
-                                <w:szCs w:val="22"/>
+                                <w:sz w:val="20"/>
                                 <w:lang w:val="es-EC"/>
                               </w:rPr>
                               <w:t xml:space="preserve"> EMPRESARIAL</w:t>
@@ -1047,18 +1018,16 @@
                             <w:pPr>
                               <w:jc w:val="center"/>
                               <w:rPr>
-                                <w:rFonts w:ascii="Arial" w:hAnsi="Arial" w:cs="Arial"/>
                                 <w:b/>
-                                <w:sz w:val="16"/>
-                                <w:szCs w:val="16"/>
+                                <w:sz w:val="18"/>
+                                <w:szCs w:val="18"/>
                               </w:rPr>
                             </w:pPr>
                             <w:r>
                               <w:rPr>
-                                <w:rFonts w:ascii="Arial" w:hAnsi="Arial" w:cs="Arial"/>
                                 <w:b/>
-                                <w:sz w:val="16"/>
-                                <w:szCs w:val="16"/>
+                                <w:sz w:val="18"/>
+                                <w:szCs w:val="18"/>
                               </w:rPr>
                               <w:t>Juan Fernando Peña Calhorrano</w:t>
                             </w:r>
@@ -1069,8 +1038,7 @@
                               <w:jc w:val="center"/>
                               <w:rPr>
                                 <w:b/>
-                                <w:sz w:val="18"/>
-                                <w:szCs w:val="22"/>
+                                <w:sz w:val="20"/>
                               </w:rPr>
                             </w:pPr>
                           </w:p>
@@ -1080,8 +1048,7 @@
                               <w:jc w:val="center"/>
                               <w:rPr>
                                 <w:b/>
-                                <w:sz w:val="18"/>
-                                <w:szCs w:val="22"/>
+                                <w:sz w:val="20"/>
                               </w:rPr>
                             </w:pPr>
                           </w:p>
@@ -1091,8 +1058,7 @@
                               <w:jc w:val="center"/>
                               <w:rPr>
                                 <w:b/>
-                                <w:sz w:val="4"/>
-                                <w:szCs w:val="22"/>
+                                <w:sz w:val="6"/>
                                 <w:lang w:val="es-EC"/>
                               </w:rPr>
                             </w:pPr>
@@ -1103,16 +1069,14 @@
                               <w:jc w:val="center"/>
                               <w:rPr>
                                 <w:b/>
-                                <w:sz w:val="20"/>
-                                <w:szCs w:val="22"/>
+                                <w:sz w:val="22"/>
                                 <w:lang w:val="es-EC"/>
                               </w:rPr>
                             </w:pPr>
                             <w:r>
                               <w:rPr>
                                 <w:b/>
-                                <w:sz w:val="20"/>
-                                <w:szCs w:val="22"/>
+                                <w:sz w:val="22"/>
                                 <w:lang w:val="es-EC"/>
                               </w:rPr>
                               <w:t>Quito</w:t>
@@ -1120,8 +1084,7 @@
                             <w:r>
                               <w:rPr>
                                 <w:b/>
-                                <w:sz w:val="20"/>
-                                <w:szCs w:val="22"/>
+                                <w:sz w:val="22"/>
                                 <w:lang w:val="es-EC"/>
                               </w:rPr>
                               <w:t xml:space="preserve">, </w:t>
@@ -1129,26 +1092,15 @@
                             <w:r>
                               <w:rPr>
                                 <w:b/>
-                                <w:sz w:val="20"/>
-                                <w:szCs w:val="22"/>
+                                <w:sz w:val="22"/>
                                 <w:lang w:val="es-EC"/>
                               </w:rPr>
-                              <w:t>2</w:t>
+                              <w:t>02</w:t>
                             </w:r>
                             <w:r>
                               <w:rPr>
                                 <w:b/>
-                                <w:sz w:val="20"/>
-                                <w:szCs w:val="22"/>
-                                <w:lang w:val="es-EC"/>
-                              </w:rPr>
-                              <w:t>4</w:t>
-                            </w:r>
-                            <w:r>
-                              <w:rPr>
-                                <w:b/>
-                                <w:sz w:val="20"/>
-                                <w:szCs w:val="22"/>
+                                <w:sz w:val="22"/>
                                 <w:lang w:val="es-EC"/>
                               </w:rPr>
                               <w:t>/</w:t>
@@ -1156,17 +1108,23 @@
                             <w:r>
                               <w:rPr>
                                 <w:b/>
-                                <w:sz w:val="20"/>
-                                <w:szCs w:val="22"/>
+                                <w:sz w:val="22"/>
                                 <w:lang w:val="es-EC"/>
                               </w:rPr>
-                              <w:t>06</w:t>
+                              <w:t>0</w:t>
                             </w:r>
                             <w:r>
                               <w:rPr>
                                 <w:b/>
-                                <w:sz w:val="20"/>
-                                <w:szCs w:val="22"/>
+                                <w:sz w:val="22"/>
+                                <w:lang w:val="es-EC"/>
+                              </w:rPr>
+                              <w:t>7</w:t>
+                            </w:r>
+                            <w:r>
+                              <w:rPr>
+                                <w:b/>
+                                <w:sz w:val="22"/>
                                 <w:lang w:val="es-EC"/>
                               </w:rPr>
                               <w:t>/</w:t>
@@ -1174,8 +1132,7 @@
                             <w:r>
                               <w:rPr>
                                 <w:b/>
-                                <w:sz w:val="20"/>
-                                <w:szCs w:val="22"/>
+                                <w:sz w:val="22"/>
                                 <w:lang w:val="es-EC"/>
                               </w:rPr>
                               <w:t>2026</w:t>
@@ -1775,8 +1732,7 @@
                       <w:pPr>
                         <w:rPr>
                           <w:b/>
-                          <w:sz w:val="18"/>
-                          <w:szCs w:val="22"/>
+                          <w:sz w:val="20"/>
                           <w:lang w:val="es-EC"/>
                         </w:rPr>
                       </w:pPr>
@@ -1792,8 +1748,7 @@
                       <w:r>
                         <w:rPr>
                           <w:b/>
-                          <w:sz w:val="18"/>
-                          <w:szCs w:val="22"/>
+                          <w:sz w:val="20"/>
                           <w:lang w:val="es-EC"/>
                         </w:rPr>
                         <w:t>TUTOR</w:t>
@@ -1801,8 +1756,7 @@
                       <w:r>
                         <w:rPr>
                           <w:b/>
-                          <w:sz w:val="18"/>
-                          <w:szCs w:val="22"/>
+                          <w:sz w:val="20"/>
                           <w:lang w:val="es-EC"/>
                         </w:rPr>
                         <w:t>A</w:t>
@@ -1810,8 +1764,7 @@
                       <w:r>
                         <w:rPr>
                           <w:b/>
-                          <w:sz w:val="18"/>
-                          <w:szCs w:val="22"/>
+                          <w:sz w:val="20"/>
                           <w:lang w:val="es-EC"/>
                         </w:rPr>
                         <w:t xml:space="preserve"> ACADÉ</w:t>
@@ -1819,8 +1772,7 @@
                       <w:r>
                         <w:rPr>
                           <w:b/>
-                          <w:sz w:val="18"/>
-                          <w:szCs w:val="22"/>
+                          <w:sz w:val="20"/>
                           <w:lang w:val="es-EC"/>
                         </w:rPr>
                         <w:t>MIC</w:t>
@@ -1828,8 +1780,7 @@
                       <w:r>
                         <w:rPr>
                           <w:b/>
-                          <w:sz w:val="18"/>
-                          <w:szCs w:val="22"/>
+                          <w:sz w:val="20"/>
                           <w:lang w:val="es-EC"/>
                         </w:rPr>
                         <w:t>A</w:t>
@@ -1837,8 +1788,7 @@
                       <w:r>
                         <w:rPr>
                           <w:b/>
-                          <w:sz w:val="18"/>
-                          <w:szCs w:val="22"/>
+                          <w:sz w:val="20"/>
                           <w:lang w:val="es-EC"/>
                         </w:rPr>
                         <w:tab/>
@@ -1846,8 +1796,7 @@
                       <w:r>
                         <w:rPr>
                           <w:b/>
-                          <w:sz w:val="18"/>
-                          <w:szCs w:val="22"/>
+                          <w:sz w:val="20"/>
                           <w:lang w:val="es-EC"/>
                         </w:rPr>
                         <w:tab/>
@@ -1855,8 +1804,7 @@
                       <w:r>
                         <w:rPr>
                           <w:b/>
-                          <w:sz w:val="18"/>
-                          <w:szCs w:val="22"/>
+                          <w:sz w:val="20"/>
                           <w:lang w:val="es-EC"/>
                         </w:rPr>
                         <w:tab/>
@@ -1864,8 +1812,7 @@
                       <w:r>
                         <w:rPr>
                           <w:b/>
-                          <w:sz w:val="18"/>
-                          <w:szCs w:val="22"/>
+                          <w:sz w:val="20"/>
                           <w:lang w:val="es-EC"/>
                         </w:rPr>
                         <w:tab/>
@@ -1873,8 +1820,7 @@
                       <w:r>
                         <w:rPr>
                           <w:b/>
-                          <w:sz w:val="18"/>
-                          <w:szCs w:val="22"/>
+                          <w:sz w:val="20"/>
                           <w:lang w:val="es-EC"/>
                         </w:rPr>
                         <w:t>ESTUDIANTE</w:t>
@@ -1884,8 +1830,6 @@
                       <w:pPr>
                         <w:rPr>
                           <w:b/>
-                          <w:sz w:val="22"/>
-                          <w:szCs w:val="22"/>
                           <w:lang w:val="es-EC"/>
                         </w:rPr>
                       </w:pPr>
@@ -1893,27 +1837,16 @@
                         <w:rPr>
                           <w:b/>
                           <w:color w:val="000000"/>
-                          <w:sz w:val="16"/>
-                          <w:szCs w:val="16"/>
+                          <w:sz w:val="18"/>
+                          <w:szCs w:val="18"/>
                           <w:lang w:val="es-EC"/>
                         </w:rPr>
-                        <w:t xml:space="preserve">      </w:t>
+                        <w:t xml:space="preserve">      Jenny Alexandra Ruiz Robalino</w:t>
                       </w:r>
                       <w:r>
                         <w:rPr>
                           <w:b/>
-                          <w:color w:val="000000"/>
-                          <w:sz w:val="16"/>
-                          <w:szCs w:val="16"/>
-                          <w:lang w:val="es-EC"/>
-                        </w:rPr>
-                        <w:t>Jenny Alexandra Ruiz Robalino</w:t>
-                      </w:r>
-                      <w:r>
-                        <w:rPr>
-                          <w:b/>
-                          <w:sz w:val="18"/>
-                          <w:szCs w:val="22"/>
+                          <w:sz w:val="20"/>
                           <w:lang w:val="es-EC"/>
                         </w:rPr>
                         <w:tab/>
@@ -1921,8 +1854,7 @@
                       <w:r>
                         <w:rPr>
                           <w:b/>
-                          <w:sz w:val="18"/>
-                          <w:szCs w:val="22"/>
+                          <w:sz w:val="20"/>
                           <w:lang w:val="es-EC"/>
                         </w:rPr>
                         <w:tab/>
@@ -1930,8 +1862,7 @@
                       <w:r>
                         <w:rPr>
                           <w:b/>
-                          <w:sz w:val="18"/>
-                          <w:szCs w:val="22"/>
+                          <w:sz w:val="20"/>
                           <w:lang w:val="es-EC"/>
                         </w:rPr>
                         <w:t xml:space="preserve">              </w:t>
@@ -1939,8 +1870,8 @@
                       <w:r>
                         <w:rPr>
                           <w:b/>
-                          <w:sz w:val="16"/>
-                          <w:szCs w:val="16"/>
+                          <w:sz w:val="18"/>
+                          <w:szCs w:val="18"/>
                         </w:rPr>
                         <w:t>Jeffrey Alexander Manobanda Chabla</w:t>
                       </w:r>
@@ -2023,16 +1954,14 @@
                         <w:jc w:val="center"/>
                         <w:rPr>
                           <w:b/>
-                          <w:sz w:val="18"/>
-                          <w:szCs w:val="22"/>
+                          <w:sz w:val="20"/>
                           <w:lang w:val="es-EC"/>
                         </w:rPr>
                       </w:pPr>
                       <w:r>
                         <w:rPr>
                           <w:b/>
-                          <w:sz w:val="18"/>
-                          <w:szCs w:val="22"/>
+                          <w:sz w:val="20"/>
                           <w:lang w:val="es-EC"/>
                         </w:rPr>
                         <w:t>TUTOR</w:t>
@@ -2040,8 +1969,7 @@
                       <w:r>
                         <w:rPr>
                           <w:b/>
-                          <w:sz w:val="18"/>
-                          <w:szCs w:val="22"/>
+                          <w:sz w:val="20"/>
                           <w:lang w:val="es-EC"/>
                         </w:rPr>
                         <w:t xml:space="preserve"> EMPRESARIAL</w:t>
@@ -2051,18 +1979,16 @@
                       <w:pPr>
                         <w:jc w:val="center"/>
                         <w:rPr>
-                          <w:rFonts w:ascii="Arial" w:hAnsi="Arial" w:cs="Arial"/>
                           <w:b/>
-                          <w:sz w:val="16"/>
-                          <w:szCs w:val="16"/>
+                          <w:sz w:val="18"/>
+                          <w:szCs w:val="18"/>
                         </w:rPr>
                       </w:pPr>
                       <w:r>
                         <w:rPr>
-                          <w:rFonts w:ascii="Arial" w:hAnsi="Arial" w:cs="Arial"/>
                           <w:b/>
-                          <w:sz w:val="16"/>
-                          <w:szCs w:val="16"/>
+                          <w:sz w:val="18"/>
+                          <w:szCs w:val="18"/>
                         </w:rPr>
                         <w:t>Juan Fernando Peña Calhorrano</w:t>
                       </w:r>
@@ -2073,8 +1999,7 @@
                         <w:jc w:val="center"/>
                         <w:rPr>
                           <w:b/>
-                          <w:sz w:val="18"/>
-                          <w:szCs w:val="22"/>
+                          <w:sz w:val="20"/>
                         </w:rPr>
                       </w:pPr>
                     </w:p>
@@ -2084,8 +2009,7 @@
                         <w:jc w:val="center"/>
                         <w:rPr>
                           <w:b/>
-                          <w:sz w:val="18"/>
-                          <w:szCs w:val="22"/>
+                          <w:sz w:val="20"/>
                         </w:rPr>
                       </w:pPr>
                     </w:p>
@@ -2095,8 +2019,7 @@
                         <w:jc w:val="center"/>
                         <w:rPr>
                           <w:b/>
-                          <w:sz w:val="4"/>
-                          <w:szCs w:val="22"/>
+                          <w:sz w:val="6"/>
                           <w:lang w:val="es-EC"/>
                         </w:rPr>
                       </w:pPr>
@@ -2107,16 +2030,14 @@
                         <w:jc w:val="center"/>
                         <w:rPr>
                           <w:b/>
-                          <w:sz w:val="20"/>
-                          <w:szCs w:val="22"/>
+                          <w:sz w:val="22"/>
                           <w:lang w:val="es-EC"/>
                         </w:rPr>
                       </w:pPr>
                       <w:r>
                         <w:rPr>
                           <w:b/>
-                          <w:sz w:val="20"/>
-                          <w:szCs w:val="22"/>
+                          <w:sz w:val="22"/>
                           <w:lang w:val="es-EC"/>
                         </w:rPr>
                         <w:t>Quito</w:t>
@@ -2124,8 +2045,7 @@
                       <w:r>
                         <w:rPr>
                           <w:b/>
-                          <w:sz w:val="20"/>
-                          <w:szCs w:val="22"/>
+                          <w:sz w:val="22"/>
                           <w:lang w:val="es-EC"/>
                         </w:rPr>
                         <w:t xml:space="preserve">, </w:t>
@@ -2133,26 +2053,15 @@
                       <w:r>
                         <w:rPr>
                           <w:b/>
-                          <w:sz w:val="20"/>
-                          <w:szCs w:val="22"/>
+                          <w:sz w:val="22"/>
                           <w:lang w:val="es-EC"/>
                         </w:rPr>
-                        <w:t>2</w:t>
+                        <w:t>02</w:t>
                       </w:r>
                       <w:r>
                         <w:rPr>
                           <w:b/>
-                          <w:sz w:val="20"/>
-                          <w:szCs w:val="22"/>
-                          <w:lang w:val="es-EC"/>
-                        </w:rPr>
-                        <w:t>4</w:t>
-                      </w:r>
-                      <w:r>
-                        <w:rPr>
-                          <w:b/>
-                          <w:sz w:val="20"/>
-                          <w:szCs w:val="22"/>
+                          <w:sz w:val="22"/>
                           <w:lang w:val="es-EC"/>
                         </w:rPr>
                         <w:t>/</w:t>
@@ -2160,17 +2069,23 @@
                       <w:r>
                         <w:rPr>
                           <w:b/>
-                          <w:sz w:val="20"/>
-                          <w:szCs w:val="22"/>
+                          <w:sz w:val="22"/>
                           <w:lang w:val="es-EC"/>
                         </w:rPr>
-                        <w:t>06</w:t>
+                        <w:t>0</w:t>
                       </w:r>
                       <w:r>
                         <w:rPr>
                           <w:b/>
-                          <w:sz w:val="20"/>
-                          <w:szCs w:val="22"/>
+                          <w:sz w:val="22"/>
+                          <w:lang w:val="es-EC"/>
+                        </w:rPr>
+                        <w:t>7</w:t>
+                      </w:r>
+                      <w:r>
+                        <w:rPr>
+                          <w:b/>
+                          <w:sz w:val="22"/>
                           <w:lang w:val="es-EC"/>
                         </w:rPr>
                         <w:t>/</w:t>
@@ -2178,8 +2093,7 @@
                       <w:r>
                         <w:rPr>
                           <w:b/>
-                          <w:sz w:val="20"/>
-                          <w:szCs w:val="22"/>
+                          <w:sz w:val="22"/>
                           <w:lang w:val="es-EC"/>
                         </w:rPr>
                         <w:t>2026</w:t>
@@ -2363,7 +2277,7 @@
         <mc:AlternateContent>
           <mc:Choice Requires="wps">
             <w:drawing>
-              <wp:anchor distT="0" distB="0" distL="114300" distR="114300" simplePos="0" relativeHeight="251672576" behindDoc="0" locked="0" layoutInCell="1" allowOverlap="1" wp14:anchorId="07CB3F8B" wp14:editId="7A1843A9">
+              <wp:anchor distT="0" distB="0" distL="114300" distR="114300" simplePos="0" relativeHeight="251672576" behindDoc="0" locked="0" layoutInCell="1" allowOverlap="1" wp14:anchorId="07CB3F8B" wp14:editId="29B7ED55">
                 <wp:simplePos x="0" y="0"/>
                 <wp:positionH relativeFrom="column">
                   <wp:posOffset>820420</wp:posOffset>
@@ -2662,11 +2576,7 @@
           </mc:Choice>
           <mc:Fallback>
             <w:pict>
-              <v:shapetype w14:anchorId="2B9F6FFB" id="_x0000_t202" coordsize="21600,21600" o:spt="202" path="m,l,21600r21600,l21600,xe">
-                <v:stroke joinstyle="miter"/>
-                <v:path gradientshapeok="t" o:connecttype="rect"/>
-              </v:shapetype>
-              <v:shape id="Cuadro de texto 4" o:spid="_x0000_s1028" type="#_x0000_t202" style="position:absolute;left:0;text-align:left;margin-left:319.1pt;margin-top:.55pt;width:38.5pt;height:24.5pt;z-index:251673600;visibility:visible;mso-wrap-style:square;mso-width-percent:0;mso-height-percent:0;mso-wrap-distance-left:9pt;mso-wrap-distance-top:0;mso-wrap-distance-right:9pt;mso-wrap-distance-bottom:0;mso-position-horizontal:absolute;mso-position-horizontal-relative:text;mso-position-vertical:absolute;mso-position-vertical-relative:text;mso-width-percent:0;mso-height-percent:0;mso-width-relative:margin;mso-height-relative:margin;v-text-anchor:top" o:gfxdata="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" fillcolor="white [3201]" strokeweight=".5pt">
+              <v:shape w14:anchorId="2B9F6FFB" id="Cuadro de texto 4" o:spid="_x0000_s1028" type="#_x0000_t202" style="position:absolute;left:0;text-align:left;margin-left:319.1pt;margin-top:.55pt;width:38.5pt;height:24.5pt;z-index:251673600;visibility:visible;mso-wrap-style:square;mso-width-percent:0;mso-height-percent:0;mso-wrap-distance-left:9pt;mso-wrap-distance-top:0;mso-wrap-distance-right:9pt;mso-wrap-distance-bottom:0;mso-position-horizontal:absolute;mso-position-horizontal-relative:text;mso-position-vertical:absolute;mso-position-vertical-relative:text;mso-width-percent:0;mso-height-percent:0;mso-width-relative:margin;mso-height-relative:margin;v-text-anchor:top" o:gfxdata="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" fillcolor="white [3201]" strokeweight=".5pt">
                 <v:textbox>
                   <w:txbxContent>
                     <w:p/>
@@ -2869,16 +2779,14 @@
         <w:rPr>
           <w:rFonts w:ascii="Times New Roman" w:hAnsi="Times New Roman"/>
           <w:b/>
-          <w:sz w:val="20"/>
-          <w:szCs w:val="20"/>
+          <w:sz w:val="24"/>
         </w:rPr>
       </w:pPr>
       <w:r>
         <w:rPr>
           <w:rFonts w:ascii="Times New Roman" w:hAnsi="Times New Roman"/>
           <w:b/>
-          <w:sz w:val="20"/>
-          <w:szCs w:val="20"/>
+          <w:sz w:val="24"/>
         </w:rPr>
         <w:lastRenderedPageBreak/>
         <w:t>INTRODUCCIÓN</w:t>
@@ -2887,8 +2795,7 @@
         <w:rPr>
           <w:rFonts w:ascii="Times New Roman" w:hAnsi="Times New Roman"/>
           <w:b/>
-          <w:sz w:val="20"/>
-          <w:szCs w:val="20"/>
+          <w:sz w:val="24"/>
         </w:rPr>
         <w:t xml:space="preserve"> </w:t>
       </w:r>
@@ -2896,6 +2803,7 @@
     <w:p>
       <w:pPr>
         <w:pStyle w:val="NormalWeb"/>
+        <w:jc w:val="both"/>
       </w:pPr>
       <w:r>
         <w:t>E</w:t>
@@ -2955,6 +2863,7 @@
     <w:p>
       <w:pPr>
         <w:pStyle w:val="NormalWeb"/>
+        <w:jc w:val="both"/>
       </w:pPr>
       <w:r>
         <w:rPr>
@@ -3008,6 +2917,7 @@
     <w:p>
       <w:pPr>
         <w:pStyle w:val="NormalWeb"/>
+        <w:jc w:val="both"/>
       </w:pPr>
       <w:r>
         <w:t>Con el</w:t>
@@ -3046,16 +2956,14 @@
         <w:rPr>
           <w:rFonts w:ascii="Times New Roman" w:hAnsi="Times New Roman"/>
           <w:b/>
-          <w:sz w:val="20"/>
-          <w:szCs w:val="20"/>
+          <w:sz w:val="24"/>
         </w:rPr>
       </w:pPr>
       <w:r>
         <w:rPr>
           <w:rFonts w:ascii="Times New Roman" w:hAnsi="Times New Roman"/>
           <w:b/>
-          <w:sz w:val="20"/>
-          <w:szCs w:val="20"/>
+          <w:sz w:val="24"/>
         </w:rPr>
         <w:t>DESARROLLO</w:t>
       </w:r>
@@ -3063,6 +2971,7 @@
     <w:p>
       <w:pPr>
         <w:pStyle w:val="NormalWeb"/>
+        <w:jc w:val="both"/>
       </w:pPr>
       <w:r>
         <w:t xml:space="preserve">El trabajo se estructuró bajo ciclos de entregas </w:t>
@@ -3107,6 +3016,7 @@
     <w:p>
       <w:pPr>
         <w:pStyle w:val="NormalWeb"/>
+        <w:jc w:val="both"/>
       </w:pPr>
       <w:r>
         <w:t>A continuación, se detalla la intervención técnica en los dos proyectos asignados:</w:t>
@@ -3125,7 +3035,7 @@
           <w:b/>
           <w:bCs/>
         </w:rPr>
-        <w:t>1. Proyecto: Sistema de Gestión de Alimentación "</w:t>
+        <w:t>Proyecto: Sistema de Gestión de Alimentación "</w:t>
       </w:r>
       <w:proofErr w:type="spellStart"/>
       <w:r>
@@ -3147,6 +3057,7 @@
     <w:p>
       <w:pPr>
         <w:pStyle w:val="NormalWeb"/>
+        <w:jc w:val="both"/>
       </w:pPr>
       <w:r>
         <w:t>El objetivo de este sistema fue digitalizar el control de consumo alimenticio de empleados mediante una arquitectura Multi-Tenant (</w:t>
@@ -3163,6 +3074,7 @@
     <w:p>
       <w:pPr>
         <w:pStyle w:val="NormalWeb"/>
+        <w:jc w:val="both"/>
       </w:pPr>
       <w:r>
         <w:rPr>
@@ -3291,27 +3203,68 @@
         <w:pStyle w:val="Descripcin"/>
         <w:jc w:val="center"/>
         <w:rPr>
-          <w:sz w:val="24"/>
-          <w:szCs w:val="24"/>
+          <w:sz w:val="36"/>
+          <w:szCs w:val="36"/>
           <w:lang w:val="es-EC" w:eastAsia="es-EC"/>
         </w:rPr>
       </w:pPr>
       <w:r>
+        <w:rPr>
+          <w:sz w:val="24"/>
+          <w:szCs w:val="24"/>
+        </w:rPr>
         <w:t xml:space="preserve">Ilustración </w:t>
       </w:r>
-      <w:fldSimple w:instr=" SEQ Ilustración \* ARABIC ">
-        <w:r>
-          <w:rPr>
-            <w:noProof/>
-          </w:rPr>
-          <w:t>1</w:t>
-        </w:r>
-      </w:fldSimple>
-      <w:r>
+      <w:r>
+        <w:rPr>
+          <w:sz w:val="24"/>
+          <w:szCs w:val="24"/>
+        </w:rPr>
+        <w:fldChar w:fldCharType="begin"/>
+      </w:r>
+      <w:r>
+        <w:rPr>
+          <w:sz w:val="24"/>
+          <w:szCs w:val="24"/>
+        </w:rPr>
+        <w:instrText xml:space="preserve"> SEQ Ilustración \* ARABIC </w:instrText>
+      </w:r>
+      <w:r>
+        <w:rPr>
+          <w:sz w:val="24"/>
+          <w:szCs w:val="24"/>
+        </w:rPr>
+        <w:fldChar w:fldCharType="separate"/>
+      </w:r>
+      <w:r>
+        <w:rPr>
+          <w:noProof/>
+          <w:sz w:val="24"/>
+          <w:szCs w:val="24"/>
+        </w:rPr>
+        <w:t>1</w:t>
+      </w:r>
+      <w:r>
+        <w:rPr>
+          <w:noProof/>
+          <w:sz w:val="24"/>
+          <w:szCs w:val="24"/>
+        </w:rPr>
+        <w:fldChar w:fldCharType="end"/>
+      </w:r>
+      <w:r>
+        <w:rPr>
+          <w:sz w:val="24"/>
+          <w:szCs w:val="24"/>
+        </w:rPr>
         <w:t xml:space="preserve">. Implementación de la plantilla </w:t>
       </w:r>
       <w:proofErr w:type="spellStart"/>
       <w:r>
+        <w:rPr>
+          <w:sz w:val="24"/>
+          <w:szCs w:val="24"/>
+        </w:rPr>
         <w:t>Vuexy</w:t>
       </w:r>
       <w:proofErr w:type="spellEnd"/>
@@ -3369,19 +3322,60 @@
       <w:pPr>
         <w:pStyle w:val="Descripcin"/>
         <w:jc w:val="center"/>
-      </w:pPr>
-      <w:r>
+        <w:rPr>
+          <w:sz w:val="24"/>
+          <w:szCs w:val="24"/>
+        </w:rPr>
+      </w:pPr>
+      <w:r>
+        <w:rPr>
+          <w:sz w:val="24"/>
+          <w:szCs w:val="24"/>
+        </w:rPr>
         <w:t xml:space="preserve">Ilustración </w:t>
       </w:r>
-      <w:fldSimple w:instr=" SEQ Ilustración \* ARABIC ">
-        <w:r>
-          <w:rPr>
-            <w:noProof/>
-          </w:rPr>
-          <w:t>2</w:t>
-        </w:r>
-      </w:fldSimple>
-      <w:r>
+      <w:r>
+        <w:rPr>
+          <w:sz w:val="24"/>
+          <w:szCs w:val="24"/>
+        </w:rPr>
+        <w:fldChar w:fldCharType="begin"/>
+      </w:r>
+      <w:r>
+        <w:rPr>
+          <w:sz w:val="24"/>
+          <w:szCs w:val="24"/>
+        </w:rPr>
+        <w:instrText xml:space="preserve"> SEQ Ilustración \* ARABIC </w:instrText>
+      </w:r>
+      <w:r>
+        <w:rPr>
+          <w:sz w:val="24"/>
+          <w:szCs w:val="24"/>
+        </w:rPr>
+        <w:fldChar w:fldCharType="separate"/>
+      </w:r>
+      <w:r>
+        <w:rPr>
+          <w:noProof/>
+          <w:sz w:val="24"/>
+          <w:szCs w:val="24"/>
+        </w:rPr>
+        <w:t>2</w:t>
+      </w:r>
+      <w:r>
+        <w:rPr>
+          <w:noProof/>
+          <w:sz w:val="24"/>
+          <w:szCs w:val="24"/>
+        </w:rPr>
+        <w:fldChar w:fldCharType="end"/>
+      </w:r>
+      <w:r>
+        <w:rPr>
+          <w:sz w:val="24"/>
+          <w:szCs w:val="24"/>
+        </w:rPr>
         <w:t>. Configuración de Plantilla</w:t>
       </w:r>
     </w:p>
@@ -3438,25 +3432,67 @@
       <w:pPr>
         <w:pStyle w:val="Descripcin"/>
         <w:jc w:val="center"/>
-      </w:pPr>
-      <w:r>
+        <w:rPr>
+          <w:sz w:val="24"/>
+          <w:szCs w:val="24"/>
+        </w:rPr>
+      </w:pPr>
+      <w:r>
+        <w:rPr>
+          <w:sz w:val="24"/>
+          <w:szCs w:val="24"/>
+        </w:rPr>
         <w:t xml:space="preserve">Ilustración </w:t>
       </w:r>
-      <w:fldSimple w:instr=" SEQ Ilustración \* ARABIC ">
-        <w:r>
-          <w:rPr>
-            <w:noProof/>
-          </w:rPr>
-          <w:t>3</w:t>
-        </w:r>
-      </w:fldSimple>
-      <w:r>
+      <w:r>
+        <w:rPr>
+          <w:sz w:val="24"/>
+          <w:szCs w:val="24"/>
+        </w:rPr>
+        <w:fldChar w:fldCharType="begin"/>
+      </w:r>
+      <w:r>
+        <w:rPr>
+          <w:sz w:val="24"/>
+          <w:szCs w:val="24"/>
+        </w:rPr>
+        <w:instrText xml:space="preserve"> SEQ Ilustración \* ARABIC </w:instrText>
+      </w:r>
+      <w:r>
+        <w:rPr>
+          <w:sz w:val="24"/>
+          <w:szCs w:val="24"/>
+        </w:rPr>
+        <w:fldChar w:fldCharType="separate"/>
+      </w:r>
+      <w:r>
+        <w:rPr>
+          <w:noProof/>
+          <w:sz w:val="24"/>
+          <w:szCs w:val="24"/>
+        </w:rPr>
+        <w:t>3</w:t>
+      </w:r>
+      <w:r>
+        <w:rPr>
+          <w:noProof/>
+          <w:sz w:val="24"/>
+          <w:szCs w:val="24"/>
+        </w:rPr>
+        <w:fldChar w:fldCharType="end"/>
+      </w:r>
+      <w:r>
+        <w:rPr>
+          <w:sz w:val="24"/>
+          <w:szCs w:val="24"/>
+        </w:rPr>
         <w:t>. Diseño de página de registro</w:t>
       </w:r>
     </w:p>
     <w:p>
       <w:pPr>
         <w:pStyle w:val="NormalWeb"/>
+        <w:jc w:val="both"/>
       </w:pPr>
       <w:r>
         <w:rPr>
@@ -3579,19 +3615,60 @@
       <w:pPr>
         <w:pStyle w:val="Descripcin"/>
         <w:jc w:val="center"/>
-      </w:pPr>
-      <w:r>
+        <w:rPr>
+          <w:sz w:val="24"/>
+          <w:szCs w:val="24"/>
+        </w:rPr>
+      </w:pPr>
+      <w:r>
+        <w:rPr>
+          <w:sz w:val="24"/>
+          <w:szCs w:val="24"/>
+        </w:rPr>
         <w:t xml:space="preserve">Ilustración </w:t>
       </w:r>
-      <w:fldSimple w:instr=" SEQ Ilustración \* ARABIC ">
-        <w:r>
-          <w:rPr>
-            <w:noProof/>
-          </w:rPr>
-          <w:t>4</w:t>
-        </w:r>
-      </w:fldSimple>
-      <w:r>
+      <w:r>
+        <w:rPr>
+          <w:sz w:val="24"/>
+          <w:szCs w:val="24"/>
+        </w:rPr>
+        <w:fldChar w:fldCharType="begin"/>
+      </w:r>
+      <w:r>
+        <w:rPr>
+          <w:sz w:val="24"/>
+          <w:szCs w:val="24"/>
+        </w:rPr>
+        <w:instrText xml:space="preserve"> SEQ Ilustración \* ARABIC </w:instrText>
+      </w:r>
+      <w:r>
+        <w:rPr>
+          <w:sz w:val="24"/>
+          <w:szCs w:val="24"/>
+        </w:rPr>
+        <w:fldChar w:fldCharType="separate"/>
+      </w:r>
+      <w:r>
+        <w:rPr>
+          <w:noProof/>
+          <w:sz w:val="24"/>
+          <w:szCs w:val="24"/>
+        </w:rPr>
+        <w:t>4</w:t>
+      </w:r>
+      <w:r>
+        <w:rPr>
+          <w:noProof/>
+          <w:sz w:val="24"/>
+          <w:szCs w:val="24"/>
+        </w:rPr>
+        <w:fldChar w:fldCharType="end"/>
+      </w:r>
+      <w:r>
+        <w:rPr>
+          <w:sz w:val="24"/>
+          <w:szCs w:val="24"/>
+        </w:rPr>
         <w:t>. Formulario diseñado para restaurantes</w:t>
       </w:r>
     </w:p>
@@ -3657,40 +3734,95 @@
         <w:pStyle w:val="Descripcin"/>
         <w:jc w:val="center"/>
         <w:rPr>
-          <w:sz w:val="24"/>
-          <w:szCs w:val="24"/>
+          <w:sz w:val="36"/>
+          <w:szCs w:val="36"/>
           <w:lang w:val="es-EC" w:eastAsia="es-EC"/>
         </w:rPr>
       </w:pPr>
       <w:r>
+        <w:rPr>
+          <w:sz w:val="24"/>
+          <w:szCs w:val="24"/>
+        </w:rPr>
         <w:t xml:space="preserve">Ilustración </w:t>
       </w:r>
-      <w:fldSimple w:instr=" SEQ Ilustración \* ARABIC ">
-        <w:r>
-          <w:rPr>
-            <w:noProof/>
-          </w:rPr>
-          <w:t>5</w:t>
-        </w:r>
-      </w:fldSimple>
-      <w:r>
+      <w:r>
+        <w:rPr>
+          <w:sz w:val="24"/>
+          <w:szCs w:val="24"/>
+        </w:rPr>
+        <w:fldChar w:fldCharType="begin"/>
+      </w:r>
+      <w:r>
+        <w:rPr>
+          <w:sz w:val="24"/>
+          <w:szCs w:val="24"/>
+        </w:rPr>
+        <w:instrText xml:space="preserve"> SEQ Ilustración \* ARABIC </w:instrText>
+      </w:r>
+      <w:r>
+        <w:rPr>
+          <w:sz w:val="24"/>
+          <w:szCs w:val="24"/>
+        </w:rPr>
+        <w:fldChar w:fldCharType="separate"/>
+      </w:r>
+      <w:r>
+        <w:rPr>
+          <w:noProof/>
+          <w:sz w:val="24"/>
+          <w:szCs w:val="24"/>
+        </w:rPr>
+        <w:t>5</w:t>
+      </w:r>
+      <w:r>
+        <w:rPr>
+          <w:noProof/>
+          <w:sz w:val="24"/>
+          <w:szCs w:val="24"/>
+        </w:rPr>
+        <w:fldChar w:fldCharType="end"/>
+      </w:r>
+      <w:r>
+        <w:rPr>
+          <w:sz w:val="24"/>
+          <w:szCs w:val="24"/>
+        </w:rPr>
         <w:t>.</w:t>
       </w:r>
       <w:r>
+        <w:rPr>
+          <w:sz w:val="24"/>
+          <w:szCs w:val="24"/>
+        </w:rPr>
         <w:t xml:space="preserve"> Panel</w:t>
       </w:r>
       <w:r>
+        <w:rPr>
+          <w:sz w:val="24"/>
+          <w:szCs w:val="24"/>
+        </w:rPr>
         <w:t xml:space="preserve"> de</w:t>
       </w:r>
       <w:r>
+        <w:rPr>
+          <w:sz w:val="24"/>
+          <w:szCs w:val="24"/>
+        </w:rPr>
         <w:t xml:space="preserve"> </w:t>
       </w:r>
       <w:proofErr w:type="spellStart"/>
       <w:r>
+        <w:rPr>
+          <w:sz w:val="24"/>
+          <w:szCs w:val="24"/>
+        </w:rPr>
         <w:t>gesti</w:t>
       </w:r>
       <w:r>
         <w:rPr>
+          <w:sz w:val="24"/>
+          <w:szCs w:val="24"/>
           <w:lang w:val="es-MX"/>
         </w:rPr>
         <w:t>ón</w:t>
@@ -3698,11 +3830,17 @@
       <w:proofErr w:type="spellEnd"/>
       <w:r>
         <w:rPr>
+          <w:sz w:val="24"/>
+          <w:szCs w:val="24"/>
           <w:lang w:val="es-MX"/>
         </w:rPr>
         <w:t xml:space="preserve"> de</w:t>
       </w:r>
       <w:r>
+        <w:rPr>
+          <w:sz w:val="24"/>
+          <w:szCs w:val="24"/>
+        </w:rPr>
         <w:t xml:space="preserve"> empleados</w:t>
       </w:r>
     </w:p>
@@ -3719,7 +3857,7 @@
           <w:b/>
           <w:bCs/>
         </w:rPr>
-        <w:t xml:space="preserve">2. Proyecto: Ecosistema </w:t>
+        <w:t xml:space="preserve">Proyecto: Ecosistema </w:t>
       </w:r>
       <w:proofErr w:type="spellStart"/>
       <w:r>
@@ -3757,6 +3895,7 @@
     <w:p>
       <w:pPr>
         <w:pStyle w:val="NormalWeb"/>
+        <w:jc w:val="both"/>
       </w:pPr>
       <w:r>
         <w:t>El segundo proyecto consistió en escalar un CRM heredado para unificar procesos de ventas, marketing y comunicación en una sola plataforma de alto rendimiento.</w:t>
@@ -3765,6 +3904,7 @@
     <w:p>
       <w:pPr>
         <w:pStyle w:val="NormalWeb"/>
+        <w:jc w:val="both"/>
         <w:rPr>
           <w:color w:val="FF0000"/>
         </w:rPr>
@@ -3894,19 +4034,60 @@
       <w:pPr>
         <w:pStyle w:val="Descripcin"/>
         <w:jc w:val="center"/>
-      </w:pPr>
-      <w:r>
+        <w:rPr>
+          <w:sz w:val="24"/>
+          <w:szCs w:val="24"/>
+        </w:rPr>
+      </w:pPr>
+      <w:r>
+        <w:rPr>
+          <w:sz w:val="24"/>
+          <w:szCs w:val="24"/>
+        </w:rPr>
         <w:t xml:space="preserve">Ilustración </w:t>
       </w:r>
-      <w:fldSimple w:instr=" SEQ Ilustración \* ARABIC ">
-        <w:r>
-          <w:rPr>
-            <w:noProof/>
-          </w:rPr>
-          <w:t>6</w:t>
-        </w:r>
-      </w:fldSimple>
-      <w:r>
+      <w:r>
+        <w:rPr>
+          <w:sz w:val="24"/>
+          <w:szCs w:val="24"/>
+        </w:rPr>
+        <w:fldChar w:fldCharType="begin"/>
+      </w:r>
+      <w:r>
+        <w:rPr>
+          <w:sz w:val="24"/>
+          <w:szCs w:val="24"/>
+        </w:rPr>
+        <w:instrText xml:space="preserve"> SEQ Ilustración \* ARABIC </w:instrText>
+      </w:r>
+      <w:r>
+        <w:rPr>
+          <w:sz w:val="24"/>
+          <w:szCs w:val="24"/>
+        </w:rPr>
+        <w:fldChar w:fldCharType="separate"/>
+      </w:r>
+      <w:r>
+        <w:rPr>
+          <w:noProof/>
+          <w:sz w:val="24"/>
+          <w:szCs w:val="24"/>
+        </w:rPr>
+        <w:t>6</w:t>
+      </w:r>
+      <w:r>
+        <w:rPr>
+          <w:noProof/>
+          <w:sz w:val="24"/>
+          <w:szCs w:val="24"/>
+        </w:rPr>
+        <w:fldChar w:fldCharType="end"/>
+      </w:r>
+      <w:r>
+        <w:rPr>
+          <w:sz w:val="24"/>
+          <w:szCs w:val="24"/>
+        </w:rPr>
         <w:t>. Diseño de script de migración para la base de datos</w:t>
       </w:r>
     </w:p>
@@ -3964,27 +4145,67 @@
         <w:pStyle w:val="Descripcin"/>
         <w:jc w:val="center"/>
         <w:rPr>
+          <w:sz w:val="24"/>
+          <w:szCs w:val="24"/>
           <w:lang w:val="es-EC" w:eastAsia="es-EC"/>
         </w:rPr>
       </w:pPr>
       <w:r>
+        <w:rPr>
+          <w:sz w:val="24"/>
+          <w:szCs w:val="24"/>
+        </w:rPr>
         <w:t xml:space="preserve">Ilustración </w:t>
       </w:r>
-      <w:fldSimple w:instr=" SEQ Ilustración \* ARABIC ">
-        <w:r>
-          <w:rPr>
-            <w:noProof/>
-          </w:rPr>
-          <w:t>7</w:t>
-        </w:r>
-      </w:fldSimple>
-      <w:r>
+      <w:r>
+        <w:rPr>
+          <w:sz w:val="24"/>
+          <w:szCs w:val="24"/>
+        </w:rPr>
+        <w:fldChar w:fldCharType="begin"/>
+      </w:r>
+      <w:r>
+        <w:rPr>
+          <w:sz w:val="24"/>
+          <w:szCs w:val="24"/>
+        </w:rPr>
+        <w:instrText xml:space="preserve"> SEQ Ilustración \* ARABIC </w:instrText>
+      </w:r>
+      <w:r>
+        <w:rPr>
+          <w:sz w:val="24"/>
+          <w:szCs w:val="24"/>
+        </w:rPr>
+        <w:fldChar w:fldCharType="separate"/>
+      </w:r>
+      <w:r>
+        <w:rPr>
+          <w:noProof/>
+          <w:sz w:val="24"/>
+          <w:szCs w:val="24"/>
+        </w:rPr>
+        <w:t>7</w:t>
+      </w:r>
+      <w:r>
+        <w:rPr>
+          <w:noProof/>
+          <w:sz w:val="24"/>
+          <w:szCs w:val="24"/>
+        </w:rPr>
+        <w:fldChar w:fldCharType="end"/>
+      </w:r>
+      <w:r>
+        <w:rPr>
+          <w:sz w:val="24"/>
+          <w:szCs w:val="24"/>
+        </w:rPr>
         <w:t>. Migración aplicada correctamente en base de datos</w:t>
       </w:r>
     </w:p>
     <w:p>
       <w:pPr>
         <w:pStyle w:val="NormalWeb"/>
+        <w:jc w:val="both"/>
       </w:pPr>
       <w:r>
         <w:rPr>
@@ -4044,6 +4265,7 @@
     <w:p>
       <w:pPr>
         <w:pStyle w:val="NormalWeb"/>
+        <w:jc w:val="both"/>
         <w:rPr>
           <w:color w:val="FF0000"/>
         </w:rPr>
@@ -4118,19 +4340,60 @@
       <w:pPr>
         <w:pStyle w:val="Descripcin"/>
         <w:jc w:val="center"/>
-      </w:pPr>
-      <w:r>
+        <w:rPr>
+          <w:sz w:val="24"/>
+          <w:szCs w:val="24"/>
+        </w:rPr>
+      </w:pPr>
+      <w:r>
+        <w:rPr>
+          <w:sz w:val="24"/>
+          <w:szCs w:val="24"/>
+        </w:rPr>
         <w:t xml:space="preserve">Ilustración </w:t>
       </w:r>
-      <w:fldSimple w:instr=" SEQ Ilustración \* ARABIC ">
-        <w:r>
-          <w:rPr>
-            <w:noProof/>
-          </w:rPr>
-          <w:t>8</w:t>
-        </w:r>
-      </w:fldSimple>
-      <w:r>
+      <w:r>
+        <w:rPr>
+          <w:sz w:val="24"/>
+          <w:szCs w:val="24"/>
+        </w:rPr>
+        <w:fldChar w:fldCharType="begin"/>
+      </w:r>
+      <w:r>
+        <w:rPr>
+          <w:sz w:val="24"/>
+          <w:szCs w:val="24"/>
+        </w:rPr>
+        <w:instrText xml:space="preserve"> SEQ Ilustración \* ARABIC </w:instrText>
+      </w:r>
+      <w:r>
+        <w:rPr>
+          <w:sz w:val="24"/>
+          <w:szCs w:val="24"/>
+        </w:rPr>
+        <w:fldChar w:fldCharType="separate"/>
+      </w:r>
+      <w:r>
+        <w:rPr>
+          <w:noProof/>
+          <w:sz w:val="24"/>
+          <w:szCs w:val="24"/>
+        </w:rPr>
+        <w:t>8</w:t>
+      </w:r>
+      <w:r>
+        <w:rPr>
+          <w:noProof/>
+          <w:sz w:val="24"/>
+          <w:szCs w:val="24"/>
+        </w:rPr>
+        <w:fldChar w:fldCharType="end"/>
+      </w:r>
+      <w:r>
+        <w:rPr>
+          <w:sz w:val="24"/>
+          <w:szCs w:val="24"/>
+        </w:rPr>
         <w:t>. Interfaz Kanban interactiva</w:t>
       </w:r>
     </w:p>
@@ -4189,19 +4452,60 @@
       <w:pPr>
         <w:pStyle w:val="Descripcin"/>
         <w:jc w:val="center"/>
-      </w:pPr>
-      <w:r>
+        <w:rPr>
+          <w:sz w:val="24"/>
+          <w:szCs w:val="24"/>
+        </w:rPr>
+      </w:pPr>
+      <w:r>
+        <w:rPr>
+          <w:sz w:val="24"/>
+          <w:szCs w:val="24"/>
+        </w:rPr>
         <w:t xml:space="preserve">Ilustración </w:t>
       </w:r>
-      <w:fldSimple w:instr=" SEQ Ilustración \* ARABIC ">
-        <w:r>
-          <w:rPr>
-            <w:noProof/>
-          </w:rPr>
-          <w:t>9</w:t>
-        </w:r>
-      </w:fldSimple>
-      <w:r>
+      <w:r>
+        <w:rPr>
+          <w:sz w:val="24"/>
+          <w:szCs w:val="24"/>
+        </w:rPr>
+        <w:fldChar w:fldCharType="begin"/>
+      </w:r>
+      <w:r>
+        <w:rPr>
+          <w:sz w:val="24"/>
+          <w:szCs w:val="24"/>
+        </w:rPr>
+        <w:instrText xml:space="preserve"> SEQ Ilustración \* ARABIC </w:instrText>
+      </w:r>
+      <w:r>
+        <w:rPr>
+          <w:sz w:val="24"/>
+          <w:szCs w:val="24"/>
+        </w:rPr>
+        <w:fldChar w:fldCharType="separate"/>
+      </w:r>
+      <w:r>
+        <w:rPr>
+          <w:noProof/>
+          <w:sz w:val="24"/>
+          <w:szCs w:val="24"/>
+        </w:rPr>
+        <w:t>9</w:t>
+      </w:r>
+      <w:r>
+        <w:rPr>
+          <w:noProof/>
+          <w:sz w:val="24"/>
+          <w:szCs w:val="24"/>
+        </w:rPr>
+        <w:fldChar w:fldCharType="end"/>
+      </w:r>
+      <w:r>
+        <w:rPr>
+          <w:sz w:val="24"/>
+          <w:szCs w:val="24"/>
+        </w:rPr>
         <w:t>. Flujo de automatización de conversión a cliente</w:t>
       </w:r>
     </w:p>
@@ -4258,25 +4562,67 @@
       <w:pPr>
         <w:pStyle w:val="Descripcin"/>
         <w:jc w:val="center"/>
-      </w:pPr>
-      <w:r>
+        <w:rPr>
+          <w:sz w:val="24"/>
+          <w:szCs w:val="24"/>
+        </w:rPr>
+      </w:pPr>
+      <w:r>
+        <w:rPr>
+          <w:sz w:val="24"/>
+          <w:szCs w:val="24"/>
+        </w:rPr>
         <w:t xml:space="preserve">Ilustración </w:t>
       </w:r>
-      <w:fldSimple w:instr=" SEQ Ilustración \* ARABIC ">
-        <w:r>
-          <w:rPr>
-            <w:noProof/>
-          </w:rPr>
-          <w:t>10</w:t>
-        </w:r>
-      </w:fldSimple>
-      <w:r>
+      <w:r>
+        <w:rPr>
+          <w:sz w:val="24"/>
+          <w:szCs w:val="24"/>
+        </w:rPr>
+        <w:fldChar w:fldCharType="begin"/>
+      </w:r>
+      <w:r>
+        <w:rPr>
+          <w:sz w:val="24"/>
+          <w:szCs w:val="24"/>
+        </w:rPr>
+        <w:instrText xml:space="preserve"> SEQ Ilustración \* ARABIC </w:instrText>
+      </w:r>
+      <w:r>
+        <w:rPr>
+          <w:sz w:val="24"/>
+          <w:szCs w:val="24"/>
+        </w:rPr>
+        <w:fldChar w:fldCharType="separate"/>
+      </w:r>
+      <w:r>
+        <w:rPr>
+          <w:noProof/>
+          <w:sz w:val="24"/>
+          <w:szCs w:val="24"/>
+        </w:rPr>
+        <w:t>10</w:t>
+      </w:r>
+      <w:r>
+        <w:rPr>
+          <w:noProof/>
+          <w:sz w:val="24"/>
+          <w:szCs w:val="24"/>
+        </w:rPr>
+        <w:fldChar w:fldCharType="end"/>
+      </w:r>
+      <w:r>
+        <w:rPr>
+          <w:sz w:val="24"/>
+          <w:szCs w:val="24"/>
+        </w:rPr>
         <w:t>. Gestión de pedidos</w:t>
       </w:r>
     </w:p>
     <w:p>
       <w:pPr>
         <w:pStyle w:val="NormalWeb"/>
+        <w:jc w:val="both"/>
         <w:rPr>
           <w:color w:val="FF0000"/>
         </w:rPr>
@@ -4328,7 +4674,10 @@
         <w:t>D</w:t>
       </w:r>
       <w:r>
-        <w:t>iseñó</w:t>
+        <w:t>iseñ</w:t>
+      </w:r>
+      <w:r>
+        <w:t>o</w:t>
       </w:r>
       <w:r>
         <w:t xml:space="preserve"> de</w:t>
@@ -4440,25 +4789,74 @@
       <w:pPr>
         <w:pStyle w:val="Descripcin"/>
         <w:jc w:val="center"/>
-      </w:pPr>
-      <w:r>
+        <w:rPr>
+          <w:sz w:val="24"/>
+          <w:szCs w:val="24"/>
+        </w:rPr>
+      </w:pPr>
+      <w:r>
+        <w:rPr>
+          <w:sz w:val="24"/>
+          <w:szCs w:val="24"/>
+        </w:rPr>
         <w:t xml:space="preserve">Ilustración </w:t>
       </w:r>
-      <w:fldSimple w:instr=" SEQ Ilustración \* ARABIC ">
-        <w:r>
-          <w:rPr>
-            <w:noProof/>
-          </w:rPr>
-          <w:t>11</w:t>
-        </w:r>
-      </w:fldSimple>
-      <w:r>
+      <w:r>
+        <w:rPr>
+          <w:sz w:val="24"/>
+          <w:szCs w:val="24"/>
+        </w:rPr>
+        <w:fldChar w:fldCharType="begin"/>
+      </w:r>
+      <w:r>
+        <w:rPr>
+          <w:sz w:val="24"/>
+          <w:szCs w:val="24"/>
+        </w:rPr>
+        <w:instrText xml:space="preserve"> SEQ Ilustración \* ARABIC </w:instrText>
+      </w:r>
+      <w:r>
+        <w:rPr>
+          <w:sz w:val="24"/>
+          <w:szCs w:val="24"/>
+        </w:rPr>
+        <w:fldChar w:fldCharType="separate"/>
+      </w:r>
+      <w:r>
+        <w:rPr>
+          <w:noProof/>
+          <w:sz w:val="24"/>
+          <w:szCs w:val="24"/>
+        </w:rPr>
+        <w:t>11</w:t>
+      </w:r>
+      <w:r>
+        <w:rPr>
+          <w:noProof/>
+          <w:sz w:val="24"/>
+          <w:szCs w:val="24"/>
+        </w:rPr>
+        <w:fldChar w:fldCharType="end"/>
+      </w:r>
+      <w:r>
+        <w:rPr>
+          <w:sz w:val="24"/>
+          <w:szCs w:val="24"/>
+        </w:rPr>
         <w:t xml:space="preserve">. </w:t>
       </w:r>
       <w:r>
+        <w:rPr>
+          <w:sz w:val="24"/>
+          <w:szCs w:val="24"/>
+        </w:rPr>
         <w:t xml:space="preserve">Panel de </w:t>
       </w:r>
       <w:r>
+        <w:rPr>
+          <w:sz w:val="24"/>
+          <w:szCs w:val="24"/>
+        </w:rPr>
         <w:t>configuración de canales</w:t>
       </w:r>
     </w:p>
@@ -4515,25 +4913,67 @@
       <w:pPr>
         <w:pStyle w:val="Descripcin"/>
         <w:jc w:val="center"/>
-      </w:pPr>
-      <w:r>
+        <w:rPr>
+          <w:sz w:val="24"/>
+          <w:szCs w:val="24"/>
+        </w:rPr>
+      </w:pPr>
+      <w:r>
+        <w:rPr>
+          <w:sz w:val="24"/>
+          <w:szCs w:val="24"/>
+        </w:rPr>
         <w:t xml:space="preserve">Ilustración </w:t>
       </w:r>
-      <w:fldSimple w:instr=" SEQ Ilustración \* ARABIC ">
-        <w:r>
-          <w:rPr>
-            <w:noProof/>
-          </w:rPr>
-          <w:t>12</w:t>
-        </w:r>
-      </w:fldSimple>
-      <w:r>
+      <w:r>
+        <w:rPr>
+          <w:sz w:val="24"/>
+          <w:szCs w:val="24"/>
+        </w:rPr>
+        <w:fldChar w:fldCharType="begin"/>
+      </w:r>
+      <w:r>
+        <w:rPr>
+          <w:sz w:val="24"/>
+          <w:szCs w:val="24"/>
+        </w:rPr>
+        <w:instrText xml:space="preserve"> SEQ Ilustración \* ARABIC </w:instrText>
+      </w:r>
+      <w:r>
+        <w:rPr>
+          <w:sz w:val="24"/>
+          <w:szCs w:val="24"/>
+        </w:rPr>
+        <w:fldChar w:fldCharType="separate"/>
+      </w:r>
+      <w:r>
+        <w:rPr>
+          <w:noProof/>
+          <w:sz w:val="24"/>
+          <w:szCs w:val="24"/>
+        </w:rPr>
+        <w:t>12</w:t>
+      </w:r>
+      <w:r>
+        <w:rPr>
+          <w:noProof/>
+          <w:sz w:val="24"/>
+          <w:szCs w:val="24"/>
+        </w:rPr>
+        <w:fldChar w:fldCharType="end"/>
+      </w:r>
+      <w:r>
+        <w:rPr>
+          <w:sz w:val="24"/>
+          <w:szCs w:val="24"/>
+        </w:rPr>
         <w:t>. Gestión de chats para todos los canales</w:t>
       </w:r>
     </w:p>
     <w:p>
       <w:pPr>
         <w:pStyle w:val="NormalWeb"/>
+        <w:jc w:val="both"/>
         <w:rPr>
           <w:color w:val="FF0000"/>
         </w:rPr>
@@ -4675,19 +5115,60 @@
       <w:pPr>
         <w:pStyle w:val="Descripcin"/>
         <w:jc w:val="center"/>
-      </w:pPr>
-      <w:r>
+        <w:rPr>
+          <w:sz w:val="24"/>
+          <w:szCs w:val="24"/>
+        </w:rPr>
+      </w:pPr>
+      <w:r>
+        <w:rPr>
+          <w:sz w:val="24"/>
+          <w:szCs w:val="24"/>
+        </w:rPr>
         <w:t xml:space="preserve">Ilustración </w:t>
       </w:r>
-      <w:fldSimple w:instr=" SEQ Ilustración \* ARABIC ">
-        <w:r>
-          <w:rPr>
-            <w:noProof/>
-          </w:rPr>
-          <w:t>13</w:t>
-        </w:r>
-      </w:fldSimple>
-      <w:r>
+      <w:r>
+        <w:rPr>
+          <w:sz w:val="24"/>
+          <w:szCs w:val="24"/>
+        </w:rPr>
+        <w:fldChar w:fldCharType="begin"/>
+      </w:r>
+      <w:r>
+        <w:rPr>
+          <w:sz w:val="24"/>
+          <w:szCs w:val="24"/>
+        </w:rPr>
+        <w:instrText xml:space="preserve"> SEQ Ilustración \* ARABIC </w:instrText>
+      </w:r>
+      <w:r>
+        <w:rPr>
+          <w:sz w:val="24"/>
+          <w:szCs w:val="24"/>
+        </w:rPr>
+        <w:fldChar w:fldCharType="separate"/>
+      </w:r>
+      <w:r>
+        <w:rPr>
+          <w:noProof/>
+          <w:sz w:val="24"/>
+          <w:szCs w:val="24"/>
+        </w:rPr>
+        <w:t>13</w:t>
+      </w:r>
+      <w:r>
+        <w:rPr>
+          <w:noProof/>
+          <w:sz w:val="24"/>
+          <w:szCs w:val="24"/>
+        </w:rPr>
+        <w:fldChar w:fldCharType="end"/>
+      </w:r>
+      <w:r>
+        <w:rPr>
+          <w:sz w:val="24"/>
+          <w:szCs w:val="24"/>
+        </w:rPr>
         <w:t>. Configuración de campañas para envío de correos</w:t>
       </w:r>
     </w:p>
@@ -4744,19 +5225,60 @@
       <w:pPr>
         <w:pStyle w:val="Descripcin"/>
         <w:jc w:val="center"/>
-      </w:pPr>
-      <w:r>
+        <w:rPr>
+          <w:sz w:val="24"/>
+          <w:szCs w:val="24"/>
+        </w:rPr>
+      </w:pPr>
+      <w:r>
+        <w:rPr>
+          <w:sz w:val="24"/>
+          <w:szCs w:val="24"/>
+        </w:rPr>
         <w:t xml:space="preserve">Ilustración </w:t>
       </w:r>
-      <w:fldSimple w:instr=" SEQ Ilustración \* ARABIC ">
-        <w:r>
-          <w:rPr>
-            <w:noProof/>
-          </w:rPr>
-          <w:t>14</w:t>
-        </w:r>
-      </w:fldSimple>
-      <w:r>
+      <w:r>
+        <w:rPr>
+          <w:sz w:val="24"/>
+          <w:szCs w:val="24"/>
+        </w:rPr>
+        <w:fldChar w:fldCharType="begin"/>
+      </w:r>
+      <w:r>
+        <w:rPr>
+          <w:sz w:val="24"/>
+          <w:szCs w:val="24"/>
+        </w:rPr>
+        <w:instrText xml:space="preserve"> SEQ Ilustración \* ARABIC </w:instrText>
+      </w:r>
+      <w:r>
+        <w:rPr>
+          <w:sz w:val="24"/>
+          <w:szCs w:val="24"/>
+        </w:rPr>
+        <w:fldChar w:fldCharType="separate"/>
+      </w:r>
+      <w:r>
+        <w:rPr>
+          <w:noProof/>
+          <w:sz w:val="24"/>
+          <w:szCs w:val="24"/>
+        </w:rPr>
+        <w:t>14</w:t>
+      </w:r>
+      <w:r>
+        <w:rPr>
+          <w:noProof/>
+          <w:sz w:val="24"/>
+          <w:szCs w:val="24"/>
+        </w:rPr>
+        <w:fldChar w:fldCharType="end"/>
+      </w:r>
+      <w:r>
+        <w:rPr>
+          <w:sz w:val="24"/>
+          <w:szCs w:val="24"/>
+        </w:rPr>
         <w:t>. Métricas de las campañas activas</w:t>
       </w:r>
     </w:p>
@@ -4813,27 +5335,76 @@
       <w:pPr>
         <w:pStyle w:val="Descripcin"/>
         <w:jc w:val="center"/>
-      </w:pPr>
-      <w:r>
+        <w:rPr>
+          <w:sz w:val="24"/>
+          <w:szCs w:val="24"/>
+        </w:rPr>
+      </w:pPr>
+      <w:r>
+        <w:rPr>
+          <w:sz w:val="24"/>
+          <w:szCs w:val="24"/>
+        </w:rPr>
         <w:t xml:space="preserve">Ilustración </w:t>
       </w:r>
-      <w:fldSimple w:instr=" SEQ Ilustración \* ARABIC ">
-        <w:r>
-          <w:rPr>
-            <w:noProof/>
-          </w:rPr>
-          <w:t>15</w:t>
-        </w:r>
-      </w:fldSimple>
-      <w:r>
+      <w:r>
+        <w:rPr>
+          <w:sz w:val="24"/>
+          <w:szCs w:val="24"/>
+        </w:rPr>
+        <w:fldChar w:fldCharType="begin"/>
+      </w:r>
+      <w:r>
+        <w:rPr>
+          <w:sz w:val="24"/>
+          <w:szCs w:val="24"/>
+        </w:rPr>
+        <w:instrText xml:space="preserve"> SEQ Ilustración \* ARABIC </w:instrText>
+      </w:r>
+      <w:r>
+        <w:rPr>
+          <w:sz w:val="24"/>
+          <w:szCs w:val="24"/>
+        </w:rPr>
+        <w:fldChar w:fldCharType="separate"/>
+      </w:r>
+      <w:r>
+        <w:rPr>
+          <w:noProof/>
+          <w:sz w:val="24"/>
+          <w:szCs w:val="24"/>
+        </w:rPr>
+        <w:t>15</w:t>
+      </w:r>
+      <w:r>
+        <w:rPr>
+          <w:noProof/>
+          <w:sz w:val="24"/>
+          <w:szCs w:val="24"/>
+        </w:rPr>
+        <w:fldChar w:fldCharType="end"/>
+      </w:r>
+      <w:r>
+        <w:rPr>
+          <w:sz w:val="24"/>
+          <w:szCs w:val="24"/>
+        </w:rPr>
         <w:t xml:space="preserve">. </w:t>
       </w:r>
       <w:proofErr w:type="spellStart"/>
       <w:r>
+        <w:rPr>
+          <w:sz w:val="24"/>
+          <w:szCs w:val="24"/>
+        </w:rPr>
         <w:t>Dashboard</w:t>
       </w:r>
       <w:proofErr w:type="spellEnd"/>
       <w:r>
+        <w:rPr>
+          <w:sz w:val="24"/>
+          <w:szCs w:val="24"/>
+        </w:rPr>
         <w:t xml:space="preserve"> con métricas de cada canal</w:t>
       </w:r>
     </w:p>
@@ -4855,16 +5426,14 @@
         <w:rPr>
           <w:rFonts w:ascii="Times New Roman" w:hAnsi="Times New Roman"/>
           <w:b/>
-          <w:sz w:val="20"/>
-          <w:szCs w:val="20"/>
+          <w:sz w:val="24"/>
         </w:rPr>
       </w:pPr>
       <w:r>
         <w:rPr>
           <w:rFonts w:ascii="Times New Roman" w:hAnsi="Times New Roman"/>
           <w:b/>
-          <w:sz w:val="20"/>
-          <w:szCs w:val="20"/>
+          <w:sz w:val="24"/>
         </w:rPr>
         <w:t>CONCLUSIONES</w:t>
       </w:r>
@@ -4876,7 +5445,6 @@
           <w:ilvl w:val="0"/>
           <w:numId w:val="12"/>
         </w:numPr>
-        <w:spacing w:line="360" w:lineRule="auto"/>
         <w:rPr>
           <w:rFonts w:ascii="Times New Roman" w:hAnsi="Times New Roman"/>
           <w:sz w:val="24"/>
@@ -5016,57 +5584,68 @@
           <w:ilvl w:val="0"/>
           <w:numId w:val="12"/>
         </w:numPr>
+        <w:rPr>
+          <w:rFonts w:ascii="Times New Roman" w:hAnsi="Times New Roman"/>
+          <w:sz w:val="24"/>
+          <w:lang w:val="es-EC" w:eastAsia="es-EC"/>
+        </w:rPr>
+      </w:pPr>
+      <w:r>
+        <w:rPr>
+          <w:rFonts w:ascii="Times New Roman" w:hAnsi="Times New Roman"/>
+          <w:sz w:val="24"/>
+          <w:lang w:val="es-EC" w:eastAsia="es-EC"/>
+        </w:rPr>
+        <w:t xml:space="preserve">La implementación de arquitecturas </w:t>
+      </w:r>
+      <w:proofErr w:type="spellStart"/>
+      <w:r>
+        <w:rPr>
+          <w:rFonts w:ascii="Times New Roman" w:hAnsi="Times New Roman"/>
+          <w:sz w:val="24"/>
+          <w:lang w:val="es-EC" w:eastAsia="es-EC"/>
+        </w:rPr>
+        <w:t>multi-tenant</w:t>
+      </w:r>
+      <w:proofErr w:type="spellEnd"/>
+      <w:r>
+        <w:rPr>
+          <w:rFonts w:ascii="Times New Roman" w:hAnsi="Times New Roman"/>
+          <w:sz w:val="24"/>
+          <w:lang w:val="es-EC" w:eastAsia="es-EC"/>
+        </w:rPr>
+        <w:t xml:space="preserve"> y el despliegue de enrutadores para </w:t>
+      </w:r>
+      <w:proofErr w:type="spellStart"/>
+      <w:r>
+        <w:rPr>
+          <w:rFonts w:ascii="Times New Roman" w:hAnsi="Times New Roman"/>
+          <w:sz w:val="24"/>
+          <w:lang w:val="es-EC" w:eastAsia="es-EC"/>
+        </w:rPr>
+        <w:t>webhooks</w:t>
+      </w:r>
+      <w:proofErr w:type="spellEnd"/>
+      <w:r>
+        <w:rPr>
+          <w:rFonts w:ascii="Times New Roman" w:hAnsi="Times New Roman"/>
+          <w:sz w:val="24"/>
+          <w:lang w:val="es-EC" w:eastAsia="es-EC"/>
+        </w:rPr>
+        <w:t xml:space="preserve"> evidenciaron la importancia de la escalabilidad y la alta disponibilidad en el software corporativo. Mediante las pruebas de integración continua, se logró optimizar el rendimiento de las interfaces de usuario y asegurar la correcta validación criptográfica de las peticiones externas.</w:t>
+      </w:r>
+    </w:p>
+    <w:p>
+      <w:pPr>
+        <w:pStyle w:val="Textoindependiente"/>
         <w:spacing w:line="360" w:lineRule="auto"/>
+        <w:ind w:left="720"/>
         <w:rPr>
           <w:rFonts w:ascii="Times New Roman" w:hAnsi="Times New Roman"/>
-          <w:sz w:val="24"/>
-          <w:lang w:val="es-EC" w:eastAsia="es-EC"/>
-        </w:rPr>
-      </w:pPr>
-      <w:r>
-        <w:rPr>
-          <w:rFonts w:ascii="Times New Roman" w:hAnsi="Times New Roman"/>
-          <w:sz w:val="24"/>
-          <w:lang w:val="es-EC" w:eastAsia="es-EC"/>
-        </w:rPr>
-        <w:t xml:space="preserve">La implementación de arquitecturas </w:t>
-      </w:r>
-      <w:proofErr w:type="spellStart"/>
-      <w:r>
-        <w:rPr>
-          <w:rFonts w:ascii="Times New Roman" w:hAnsi="Times New Roman"/>
-          <w:sz w:val="24"/>
-          <w:lang w:val="es-EC" w:eastAsia="es-EC"/>
-        </w:rPr>
-        <w:t>multi-tenant</w:t>
-      </w:r>
-      <w:proofErr w:type="spellEnd"/>
-      <w:r>
-        <w:rPr>
-          <w:rFonts w:ascii="Times New Roman" w:hAnsi="Times New Roman"/>
-          <w:sz w:val="24"/>
-          <w:lang w:val="es-EC" w:eastAsia="es-EC"/>
-        </w:rPr>
-        <w:t xml:space="preserve"> y el despliegue de enrutadores para </w:t>
-      </w:r>
-      <w:proofErr w:type="spellStart"/>
-      <w:r>
-        <w:rPr>
-          <w:rFonts w:ascii="Times New Roman" w:hAnsi="Times New Roman"/>
-          <w:sz w:val="24"/>
-          <w:lang w:val="es-EC" w:eastAsia="es-EC"/>
-        </w:rPr>
-        <w:t>webhooks</w:t>
-      </w:r>
-      <w:proofErr w:type="spellEnd"/>
-      <w:r>
-        <w:rPr>
-          <w:rFonts w:ascii="Times New Roman" w:hAnsi="Times New Roman"/>
-          <w:sz w:val="24"/>
-          <w:lang w:val="es-EC" w:eastAsia="es-EC"/>
-        </w:rPr>
-        <w:t xml:space="preserve"> evidenciaron la importancia de la escalabilidad y la alta disponibilidad en el software corporativo. Mediante las pruebas de integración continua, se logró optimizar el rendimiento de las interfaces de usuario y asegurar la correcta validación criptográfica de las peticiones externas.</w:t>
-      </w:r>
+          <w:b/>
+          <w:sz w:val="24"/>
+        </w:rPr>
+      </w:pPr>
     </w:p>
     <w:p>
       <w:pPr>
@@ -5079,16 +5658,14 @@
         <w:rPr>
           <w:rFonts w:ascii="Times New Roman" w:hAnsi="Times New Roman"/>
           <w:b/>
-          <w:sz w:val="20"/>
-          <w:szCs w:val="20"/>
+          <w:sz w:val="24"/>
         </w:rPr>
       </w:pPr>
       <w:r>
         <w:rPr>
           <w:rFonts w:ascii="Times New Roman" w:hAnsi="Times New Roman"/>
           <w:b/>
-          <w:sz w:val="20"/>
-          <w:szCs w:val="20"/>
+          <w:sz w:val="24"/>
         </w:rPr>
         <w:t>RECOMENDACIONES</w:t>
       </w:r>
@@ -5098,9 +5675,9 @@
         <w:pStyle w:val="Textoindependiente"/>
         <w:numPr>
           <w:ilvl w:val="0"/>
-          <w:numId w:val="12"/>
+          <w:numId w:val="14"/>
         </w:numPr>
-        <w:spacing w:line="360" w:lineRule="auto"/>
+        <w:spacing w:before="100" w:beforeAutospacing="1" w:after="100" w:afterAutospacing="1"/>
         <w:rPr>
           <w:rFonts w:ascii="Times New Roman" w:hAnsi="Times New Roman"/>
           <w:sz w:val="24"/>
@@ -5229,9 +5806,9 @@
         <w:pStyle w:val="Textoindependiente"/>
         <w:numPr>
           <w:ilvl w:val="0"/>
-          <w:numId w:val="12"/>
+          <w:numId w:val="14"/>
         </w:numPr>
-        <w:spacing w:line="360" w:lineRule="auto"/>
+        <w:spacing w:before="100" w:beforeAutospacing="1" w:after="100" w:afterAutospacing="1"/>
         <w:rPr>
           <w:rFonts w:ascii="Times New Roman" w:hAnsi="Times New Roman"/>
           <w:sz w:val="24"/>
@@ -5244,31 +5821,7 @@
           <w:sz w:val="24"/>
           <w:lang w:val="es-ES" w:eastAsia="es-EC"/>
         </w:rPr>
-        <w:t xml:space="preserve">Se recomienda </w:t>
-      </w:r>
-      <w:r>
-        <w:rPr>
-          <w:rFonts w:ascii="Times New Roman" w:hAnsi="Times New Roman"/>
-          <w:sz w:val="24"/>
-          <w:lang w:val="es-ES" w:eastAsia="es-EC"/>
-        </w:rPr>
-        <w:t>a la Carrera de Software incorporar en las asignaturas de Arquitectura de Software el diseño y modelado de sistemas Multi-Tenant (Software como Servicio). En el entorno empresarial actual, es fundamental que los futuros ingenieros comprendan cómo escalar una misma instancia de base de datos y aplicación para servir a múltiples organizaciones manteniendo un aislamiento de datos estricto.</w:t>
-      </w:r>
-      <w:r>
-        <w:rPr>
-          <w:rFonts w:ascii="Times New Roman" w:hAnsi="Times New Roman"/>
-          <w:sz w:val="24"/>
-          <w:lang w:val="es-ES" w:eastAsia="es-EC"/>
-        </w:rPr>
-        <w:t xml:space="preserve"> </w:t>
-      </w:r>
-      <w:r>
-        <w:rPr>
-          <w:rFonts w:ascii="Times New Roman" w:hAnsi="Times New Roman"/>
-          <w:sz w:val="24"/>
-          <w:lang w:val="es-ES" w:eastAsia="es-EC"/>
-        </w:rPr>
-        <w:t xml:space="preserve">Resulta vital que los estudiantes aprendan no solo a crear </w:t>
+        <w:t xml:space="preserve">Se recomienda a la Carrera de Software incorporar en las asignaturas de Arquitectura de Software el diseño y modelado de sistemas Multi-Tenant (Software como Servicio). En el entorno empresarial actual, es fundamental que los futuros ingenieros comprendan cómo escalar una misma instancia de base de datos y aplicación para servir a múltiples organizaciones manteniendo un aislamiento de datos estricto. Resulta vital que los estudiantes aprendan no solo a crear </w:t>
       </w:r>
       <w:proofErr w:type="spellStart"/>
       <w:r>
@@ -5858,7 +6411,7 @@
         <v:path o:extrusionok="f" gradientshapeok="t" o:connecttype="rect"/>
         <o:lock v:ext="edit" aspectratio="t"/>
       </v:shapetype>
-      <v:shape id="_x0000_i1025" type="#_x0000_t75" style="width:25pt;height:16pt;visibility:visible;mso-wrap-style:square" o:bullet="t">
+      <v:shape id="_x0000_i1025" type="#_x0000_t75" style="width:24.9pt;height:16.05pt;visibility:visible;mso-wrap-style:square" o:bullet="t">
         <v:imagedata r:id="rId1" o:title=""/>
       </v:shape>
     </w:pict>
@@ -6066,6 +6619,119 @@
     </w:lvl>
   </w:abstractNum>
   <w:abstractNum w:abstractNumId="2" w15:restartNumberingAfterBreak="0">
+    <w:nsid w:val="0971626C"/>
+    <w:multiLevelType w:val="hybridMultilevel"/>
+    <w:tmpl w:val="3C5630F8"/>
+    <w:lvl w:ilvl="0" w:tplc="300A0001">
+      <w:start w:val="1"/>
+      <w:numFmt w:val="bullet"/>
+      <w:lvlText w:val=""/>
+      <w:lvlJc w:val="left"/>
+      <w:pPr>
+        <w:ind w:left="720" w:hanging="360"/>
+      </w:pPr>
+      <w:rPr>
+        <w:rFonts w:ascii="Symbol" w:hAnsi="Symbol" w:hint="default"/>
+      </w:rPr>
+    </w:lvl>
+    <w:lvl w:ilvl="1" w:tplc="300A0003" w:tentative="1">
+      <w:start w:val="1"/>
+      <w:numFmt w:val="bullet"/>
+      <w:lvlText w:val="o"/>
+      <w:lvlJc w:val="left"/>
+      <w:pPr>
+        <w:ind w:left="1440" w:hanging="360"/>
+      </w:pPr>
+      <w:rPr>
+        <w:rFonts w:ascii="Courier New" w:hAnsi="Courier New" w:cs="Courier New" w:hint="default"/>
+      </w:rPr>
+    </w:lvl>
+    <w:lvl w:ilvl="2" w:tplc="300A0005" w:tentative="1">
+      <w:start w:val="1"/>
+      <w:numFmt w:val="bullet"/>
+      <w:lvlText w:val=""/>
+      <w:lvlJc w:val="left"/>
+      <w:pPr>
+        <w:ind w:left="2160" w:hanging="360"/>
+      </w:pPr>
+      <w:rPr>
+        <w:rFonts w:ascii="Wingdings" w:hAnsi="Wingdings" w:hint="default"/>
+      </w:rPr>
+    </w:lvl>
+    <w:lvl w:ilvl="3" w:tplc="300A0001" w:tentative="1">
+      <w:start w:val="1"/>
+      <w:numFmt w:val="bullet"/>
+      <w:lvlText w:val=""/>
+      <w:lvlJc w:val="left"/>
+      <w:pPr>
+        <w:ind w:left="2880" w:hanging="360"/>
+      </w:pPr>
+      <w:rPr>
+        <w:rFonts w:ascii="Symbol" w:hAnsi="Symbol" w:hint="default"/>
+      </w:rPr>
+    </w:lvl>
+    <w:lvl w:ilvl="4" w:tplc="300A0003" w:tentative="1">
+      <w:start w:val="1"/>
+      <w:numFmt w:val="bullet"/>
+      <w:lvlText w:val="o"/>
+      <w:lvlJc w:val="left"/>
+      <w:pPr>
+        <w:ind w:left="3600" w:hanging="360"/>
+      </w:pPr>
+      <w:rPr>
+        <w:rFonts w:ascii="Courier New" w:hAnsi="Courier New" w:cs="Courier New" w:hint="default"/>
+      </w:rPr>
+    </w:lvl>
+    <w:lvl w:ilvl="5" w:tplc="300A0005" w:tentative="1">
+      <w:start w:val="1"/>
+      <w:numFmt w:val="bullet"/>
+      <w:lvlText w:val=""/>
+      <w:lvlJc w:val="left"/>
+      <w:pPr>
+        <w:ind w:left="4320" w:hanging="360"/>
+      </w:pPr>
+      <w:rPr>
+        <w:rFonts w:ascii="Wingdings" w:hAnsi="Wingdings" w:hint="default"/>
+      </w:rPr>
+    </w:lvl>
+    <w:lvl w:ilvl="6" w:tplc="300A0001" w:tentative="1">
+      <w:start w:val="1"/>
+      <w:numFmt w:val="bullet"/>
+      <w:lvlText w:val=""/>
+      <w:lvlJc w:val="left"/>
+      <w:pPr>
+        <w:ind w:left="5040" w:hanging="360"/>
+      </w:pPr>
+      <w:rPr>
+        <w:rFonts w:ascii="Symbol" w:hAnsi="Symbol" w:hint="default"/>
+      </w:rPr>
+    </w:lvl>
+    <w:lvl w:ilvl="7" w:tplc="300A0003" w:tentative="1">
+      <w:start w:val="1"/>
+      <w:numFmt w:val="bullet"/>
+      <w:lvlText w:val="o"/>
+      <w:lvlJc w:val="left"/>
+      <w:pPr>
+        <w:ind w:left="5760" w:hanging="360"/>
+      </w:pPr>
+      <w:rPr>
+        <w:rFonts w:ascii="Courier New" w:hAnsi="Courier New" w:cs="Courier New" w:hint="default"/>
+      </w:rPr>
+    </w:lvl>
+    <w:lvl w:ilvl="8" w:tplc="300A0005" w:tentative="1">
+      <w:start w:val="1"/>
+      <w:numFmt w:val="bullet"/>
+      <w:lvlText w:val=""/>
+      <w:lvlJc w:val="left"/>
+      <w:pPr>
+        <w:ind w:left="6480" w:hanging="360"/>
+      </w:pPr>
+      <w:rPr>
+        <w:rFonts w:ascii="Wingdings" w:hAnsi="Wingdings" w:hint="default"/>
+      </w:rPr>
+    </w:lvl>
+  </w:abstractNum>
+  <w:abstractNum w:abstractNumId="3" w15:restartNumberingAfterBreak="0">
     <w:nsid w:val="1B096805"/>
     <w:multiLevelType w:val="multilevel"/>
     <w:tmpl w:val="64C2C434"/>
@@ -6186,7 +6852,7 @@
       </w:rPr>
     </w:lvl>
   </w:abstractNum>
-  <w:abstractNum w:abstractNumId="3" w15:restartNumberingAfterBreak="0">
+  <w:abstractNum w:abstractNumId="4" w15:restartNumberingAfterBreak="0">
     <w:nsid w:val="24CA176A"/>
     <w:multiLevelType w:val="multilevel"/>
     <w:tmpl w:val="EECA3966"/>
@@ -6335,7 +7001,7 @@
       </w:rPr>
     </w:lvl>
   </w:abstractNum>
-  <w:abstractNum w:abstractNumId="4" w15:restartNumberingAfterBreak="0">
+  <w:abstractNum w:abstractNumId="5" w15:restartNumberingAfterBreak="0">
     <w:nsid w:val="31CF1172"/>
     <w:multiLevelType w:val="hybridMultilevel"/>
     <w:tmpl w:val="C2D4C918"/>
@@ -6448,7 +7114,7 @@
       </w:rPr>
     </w:lvl>
   </w:abstractNum>
-  <w:abstractNum w:abstractNumId="5" w15:restartNumberingAfterBreak="0">
+  <w:abstractNum w:abstractNumId="6" w15:restartNumberingAfterBreak="0">
     <w:nsid w:val="36232101"/>
     <w:multiLevelType w:val="multilevel"/>
     <w:tmpl w:val="D12ABBB0"/>
@@ -6597,7 +7263,7 @@
       </w:rPr>
     </w:lvl>
   </w:abstractNum>
-  <w:abstractNum w:abstractNumId="6" w15:restartNumberingAfterBreak="0">
+  <w:abstractNum w:abstractNumId="7" w15:restartNumberingAfterBreak="0">
     <w:nsid w:val="4728038D"/>
     <w:multiLevelType w:val="hybridMultilevel"/>
     <w:tmpl w:val="F3909C9A"/>
@@ -6738,7 +7404,7 @@
       </w:rPr>
     </w:lvl>
   </w:abstractNum>
-  <w:abstractNum w:abstractNumId="7" w15:restartNumberingAfterBreak="0">
+  <w:abstractNum w:abstractNumId="8" w15:restartNumberingAfterBreak="0">
     <w:nsid w:val="523B728F"/>
     <w:multiLevelType w:val="multilevel"/>
     <w:tmpl w:val="56C662FC"/>
@@ -6851,7 +7517,7 @@
       </w:rPr>
     </w:lvl>
   </w:abstractNum>
-  <w:abstractNum w:abstractNumId="8" w15:restartNumberingAfterBreak="0">
+  <w:abstractNum w:abstractNumId="9" w15:restartNumberingAfterBreak="0">
     <w:nsid w:val="54661433"/>
     <w:multiLevelType w:val="hybridMultilevel"/>
     <w:tmpl w:val="CDF85806"/>
@@ -6963,10 +7629,10 @@
       </w:rPr>
     </w:lvl>
   </w:abstractNum>
-  <w:abstractNum w:abstractNumId="9" w15:restartNumberingAfterBreak="0">
+  <w:abstractNum w:abstractNumId="10" w15:restartNumberingAfterBreak="0">
     <w:nsid w:val="5D706A13"/>
     <w:multiLevelType w:val="hybridMultilevel"/>
-    <w:tmpl w:val="36A482C6"/>
+    <w:tmpl w:val="389AC894"/>
     <w:lvl w:ilvl="0" w:tplc="300A0001">
       <w:start w:val="1"/>
       <w:numFmt w:val="bullet"/>
@@ -6979,7 +7645,7 @@
         <w:rFonts w:ascii="Symbol" w:hAnsi="Symbol" w:hint="default"/>
       </w:rPr>
     </w:lvl>
-    <w:lvl w:ilvl="1" w:tplc="300A0003" w:tentative="1">
+    <w:lvl w:ilvl="1" w:tplc="300A0003">
       <w:start w:val="1"/>
       <w:numFmt w:val="bullet"/>
       <w:lvlText w:val="o"/>
@@ -7076,7 +7742,7 @@
       </w:rPr>
     </w:lvl>
   </w:abstractNum>
-  <w:abstractNum w:abstractNumId="10" w15:restartNumberingAfterBreak="0">
+  <w:abstractNum w:abstractNumId="11" w15:restartNumberingAfterBreak="0">
     <w:nsid w:val="615E113E"/>
     <w:multiLevelType w:val="hybridMultilevel"/>
     <w:tmpl w:val="301AB89C"/>
@@ -7189,7 +7855,7 @@
       </w:rPr>
     </w:lvl>
   </w:abstractNum>
-  <w:abstractNum w:abstractNumId="11" w15:restartNumberingAfterBreak="0">
+  <w:abstractNum w:abstractNumId="12" w15:restartNumberingAfterBreak="0">
     <w:nsid w:val="6BF85245"/>
     <w:multiLevelType w:val="hybridMultilevel"/>
     <w:tmpl w:val="93B6352A"/>
@@ -7280,7 +7946,7 @@
       </w:pPr>
     </w:lvl>
   </w:abstractNum>
-  <w:abstractNum w:abstractNumId="12" w15:restartNumberingAfterBreak="0">
+  <w:abstractNum w:abstractNumId="13" w15:restartNumberingAfterBreak="0">
     <w:nsid w:val="6EBC6941"/>
     <w:multiLevelType w:val="hybridMultilevel"/>
     <w:tmpl w:val="0C24475C"/>
@@ -7370,43 +8036,46 @@
     </w:lvl>
   </w:abstractNum>
   <w:num w:numId="1" w16cid:durableId="1507356809">
-    <w:abstractNumId w:val="11"/>
+    <w:abstractNumId w:val="12"/>
   </w:num>
   <w:num w:numId="2" w16cid:durableId="828248522">
     <w:abstractNumId w:val="0"/>
   </w:num>
   <w:num w:numId="3" w16cid:durableId="184247615">
+    <w:abstractNumId w:val="8"/>
+  </w:num>
+  <w:num w:numId="4" w16cid:durableId="919563288">
     <w:abstractNumId w:val="7"/>
   </w:num>
-  <w:num w:numId="4" w16cid:durableId="919563288">
-    <w:abstractNumId w:val="6"/>
-  </w:num>
   <w:num w:numId="5" w16cid:durableId="340742321">
-    <w:abstractNumId w:val="2"/>
+    <w:abstractNumId w:val="3"/>
   </w:num>
   <w:num w:numId="6" w16cid:durableId="1333026629">
     <w:abstractNumId w:val="1"/>
   </w:num>
   <w:num w:numId="7" w16cid:durableId="310250813">
-    <w:abstractNumId w:val="8"/>
+    <w:abstractNumId w:val="9"/>
   </w:num>
   <w:num w:numId="8" w16cid:durableId="139541979">
+    <w:abstractNumId w:val="5"/>
+  </w:num>
+  <w:num w:numId="9" w16cid:durableId="1701970783">
+    <w:abstractNumId w:val="13"/>
+  </w:num>
+  <w:num w:numId="10" w16cid:durableId="1216356499">
     <w:abstractNumId w:val="4"/>
   </w:num>
-  <w:num w:numId="9" w16cid:durableId="1701970783">
-    <w:abstractNumId w:val="12"/>
-  </w:num>
-  <w:num w:numId="10" w16cid:durableId="1216356499">
-    <w:abstractNumId w:val="3"/>
-  </w:num>
   <w:num w:numId="11" w16cid:durableId="2010210622">
-    <w:abstractNumId w:val="5"/>
+    <w:abstractNumId w:val="6"/>
   </w:num>
   <w:num w:numId="12" w16cid:durableId="1451972155">
-    <w:abstractNumId w:val="9"/>
+    <w:abstractNumId w:val="10"/>
   </w:num>
   <w:num w:numId="13" w16cid:durableId="425927140">
-    <w:abstractNumId w:val="10"/>
+    <w:abstractNumId w:val="11"/>
+  </w:num>
+  <w:num w:numId="14" w16cid:durableId="2026860978">
+    <w:abstractNumId w:val="2"/>
   </w:num>
 </w:numbering>
 </file>
